--- a/assets/scripts/the-birth-of-inflation-targeting-a-new-era-in-monetary-policy.docx
+++ b/assets/scripts/the-birth-of-inflation-targeting-a-new-era-in-monetary-policy.docx
@@ -38,12 +38,14 @@
         <w:rPr>
           <w:b/>
           <w:bCs/>
+          <w:color w:val="000000" w:themeColor="text1"/>
         </w:rPr>
       </w:pPr>
       <w:r>
         <w:rPr>
           <w:b/>
           <w:bCs/>
+          <w:color w:val="000000" w:themeColor="text1"/>
         </w:rPr>
         <w:t>Susanna Grigoryan</w:t>
       </w:r>
@@ -53,12 +55,14 @@
         <w:rPr>
           <w:b/>
           <w:bCs/>
+          <w:color w:val="000000" w:themeColor="text1"/>
         </w:rPr>
       </w:pPr>
       <w:r>
         <w:rPr>
           <w:b/>
           <w:bCs/>
+          <w:color w:val="000000" w:themeColor="text1"/>
         </w:rPr>
         <w:t>Recent Staff Member, Monetary Policy Department, Central Bank of Armenia</w:t>
       </w:r>
@@ -68,12 +72,14 @@
         <w:rPr>
           <w:b/>
           <w:bCs/>
+          <w:color w:val="000000" w:themeColor="text1"/>
         </w:rPr>
       </w:pPr>
       <w:r>
         <w:rPr>
           <w:b/>
           <w:bCs/>
+          <w:color w:val="000000" w:themeColor="text1"/>
         </w:rPr>
         <w:t>Student, Global Forecasting School</w:t>
       </w:r>
@@ -83,154 +89,597 @@
         <w:rPr>
           <w:b/>
           <w:bCs/>
+          <w:color w:val="000000" w:themeColor="text1"/>
         </w:rPr>
       </w:pPr>
       <w:r>
         <w:rPr>
           <w:b/>
           <w:bCs/>
-        </w:rPr>
-        <w:t xml:space="preserve">November </w:t>
-      </w:r>
-      <w:r>
+          <w:color w:val="000000" w:themeColor="text1"/>
+        </w:rPr>
+        <w:t>November 2025</w:t>
+      </w:r>
+    </w:p>
+    <w:p>
+      <w:pPr>
         <w:rPr>
           <w:b/>
           <w:bCs/>
-        </w:rPr>
-        <w:t>2025</w:t>
-      </w:r>
+          <w:color w:val="000000" w:themeColor="text1"/>
+        </w:rPr>
+      </w:pPr>
     </w:p>
     <w:p>
       <w:pPr>
         <w:rPr>
           <w:b/>
           <w:bCs/>
-        </w:rPr>
-      </w:pPr>
-    </w:p>
-    <w:p>
-      <w:pPr>
-        <w:jc w:val="both"/>
-      </w:pPr>
-      <w:r>
-        <w:t>Hello everyone, I’m </w:t>
-      </w:r>
+          <w:color w:val="000000" w:themeColor="text1"/>
+        </w:rPr>
+      </w:pPr>
       <w:r>
         <w:rPr>
           <w:b/>
           <w:bCs/>
-        </w:rPr>
-        <w:t>Susanna Grigoryan</w:t>
-      </w:r>
-      <w:r>
-        <w:t>, an </w:t>
-      </w:r>
-      <w:r>
+          <w:color w:val="000000" w:themeColor="text1"/>
+        </w:rPr>
+        <w:t>Note</w:t>
+      </w:r>
+    </w:p>
+    <w:p>
+      <w:pPr>
+        <w:jc w:val="both"/>
+        <w:rPr>
+          <w:color w:val="000000" w:themeColor="text1"/>
+        </w:rPr>
+      </w:pPr>
+      <w:bookmarkStart w:id="0" w:name="_Hlk214459554"/>
+      <w:r>
+        <w:rPr>
+          <w:color w:val="000000" w:themeColor="text1"/>
+        </w:rPr>
+        <w:t>By the late 1970s and early 1980s, inflation had become deeply entrenched across both advanced and small open economies. Monetary targeting had failed as a reliable operational guide. Rapid financial innovation destabilized money demand, central banks repeatedly missed their monetary targets, and credibility deteriorated. Policymakers slowly learned a critical lesson: without anchored expectations, monetary policy cannot achieve lasting stability. Credibility—not monetary aggregates—was the scarce asset of the period. A durable monetary policy framework needed two things: (1) institutional arrangements strong enough to enforce discipline and (2) analytical tools that support coherent, forward-looking decision-making under uncertainty. New Zealand and Canada pioneered these two pillars.</w:t>
+      </w:r>
+    </w:p>
+    <w:p>
+      <w:pPr>
+        <w:jc w:val="both"/>
         <w:rPr>
           <w:b/>
           <w:bCs/>
-        </w:rPr>
-        <w:t>Economist at the Central Bank of</w:t>
-      </w:r>
+          <w:color w:val="000000" w:themeColor="text1"/>
+        </w:rPr>
+      </w:pPr>
       <w:r>
         <w:rPr>
           <w:b/>
           <w:bCs/>
-        </w:rPr>
-        <w:t xml:space="preserve"> </w:t>
-      </w:r>
-      <w:r>
+          <w:color w:val="000000" w:themeColor="text1"/>
+        </w:rPr>
+        <w:t>1. New Zealand: The First Institutional Inflation-Targeting Regime</w:t>
+      </w:r>
+    </w:p>
+    <w:p>
+      <w:pPr>
+        <w:jc w:val="both"/>
+        <w:rPr>
+          <w:color w:val="000000" w:themeColor="text1"/>
+        </w:rPr>
+      </w:pPr>
+      <w:r>
+        <w:rPr>
+          <w:color w:val="000000" w:themeColor="text1"/>
+        </w:rPr>
+        <w:t>By the late 1980s, New Zealand faced persistent double-digit inflation, volatile expectations, and limited policy credibility. The Reserve Bank Act (1989) transformed the policy environment by establishing operational independence, a clear price-stability mandate, a Policy Targets Agreement (PTA), and direct accountability of the Governor for target outcomes. This created the first modern inflation-targeting regime that set the inflation target at 2%.</w:t>
+      </w:r>
+    </w:p>
+    <w:p>
+      <w:pPr>
+        <w:jc w:val="both"/>
         <w:rPr>
           <w:b/>
           <w:bCs/>
-        </w:rPr>
-        <w:t>Armenia</w:t>
-      </w:r>
-      <w:r>
-        <w:t> and a </w:t>
-      </w:r>
+          <w:color w:val="000000" w:themeColor="text1"/>
+          <w:lang w:val="en-US"/>
+        </w:rPr>
+      </w:pPr>
       <w:r>
         <w:rPr>
           <w:b/>
           <w:bCs/>
-        </w:rPr>
-        <w:t>Level One student at the Global Forecasting School</w:t>
-      </w:r>
-      <w:r>
-        <w:t>.</w:t>
-      </w:r>
-      <w:r>
-        <w:t xml:space="preserve">  </w:t>
-      </w:r>
-      <w:r>
-        <w:t>In this video, we’ll explore how the modern era of monetary policy began — the birth of </w:t>
-      </w:r>
-      <w:r>
+          <w:color w:val="000000" w:themeColor="text1"/>
+          <w:lang w:val="en-US"/>
+        </w:rPr>
+        <w:t>2. A Modern Rationale for a 2% Inflation Target</w:t>
+      </w:r>
+    </w:p>
+    <w:p>
+      <w:pPr>
+        <w:jc w:val="both"/>
+        <w:rPr>
+          <w:color w:val="000000" w:themeColor="text1"/>
+          <w:lang w:val="en-US"/>
+        </w:rPr>
+      </w:pPr>
+      <w:r>
+        <w:rPr>
+          <w:color w:val="000000" w:themeColor="text1"/>
+          <w:lang w:val="en-US"/>
+        </w:rPr>
+        <w:t xml:space="preserve">If you asked your grandmother what “price stability” means, she would probably tell you that </w:t>
+      </w:r>
+      <w:r>
+        <w:rPr>
+          <w:i/>
+          <w:iCs/>
+          <w:color w:val="000000" w:themeColor="text1"/>
+          <w:lang w:val="en-US"/>
+        </w:rPr>
+        <w:t>true</w:t>
+      </w:r>
+      <w:r>
+        <w:rPr>
+          <w:color w:val="000000" w:themeColor="text1"/>
+          <w:lang w:val="en-US"/>
+        </w:rPr>
+        <w:t xml:space="preserve"> price stability corresponds to 0% inflation—a world where the cost of living neither rises nor falls. In principle, economists agree: zero inflation is the clean theoretical benchmark.</w:t>
+      </w:r>
+    </w:p>
+    <w:p>
+      <w:pPr>
+        <w:jc w:val="both"/>
+        <w:rPr>
+          <w:color w:val="000000" w:themeColor="text1"/>
+          <w:lang w:val="en-US"/>
+        </w:rPr>
+      </w:pPr>
+      <w:r>
+        <w:rPr>
+          <w:color w:val="000000" w:themeColor="text1"/>
+          <w:lang w:val="en-US"/>
+        </w:rPr>
+        <w:lastRenderedPageBreak/>
+        <w:t>Yet when central banks began adopting explicit numerical inflation targets—starting with New Zealand in 1990 and soon followed by Canada—the target chosen was not zero, but 2%. This number was not revealed by economic theory; it was a pragmatic, operational choice. Policymakers wanted a rate low enough to preserve long-run price stability but high enough to avoid the well-known dangers associated with zero inflation and deflation. Over time, the 2% target became a global norm.</w:t>
+      </w:r>
+    </w:p>
+    <w:p>
+      <w:pPr>
+        <w:jc w:val="both"/>
+        <w:rPr>
+          <w:color w:val="000000" w:themeColor="text1"/>
+          <w:lang w:val="en-US"/>
+        </w:rPr>
+      </w:pPr>
+      <w:r>
+        <w:rPr>
+          <w:color w:val="000000" w:themeColor="text1"/>
+          <w:lang w:val="en-US"/>
+        </w:rPr>
+        <w:t>The reasoning rests on a few core arguments among others:</w:t>
+      </w:r>
+    </w:p>
+    <w:p>
+      <w:pPr>
+        <w:jc w:val="both"/>
         <w:rPr>
           <w:b/>
           <w:bCs/>
-        </w:rPr>
-        <w:t>inflation targeting</w:t>
-      </w:r>
-      <w:r>
-        <w:t>, a framework that transformed central banking worldwide and continues to shape our work today.</w:t>
-      </w:r>
-    </w:p>
-    <w:p>
-      <w:pPr>
-        <w:jc w:val="both"/>
-      </w:pPr>
-      <w:r>
-        <w:t>By the late 1980s, both advanced and small open economies had learned two hard lessons from the 1970s. First, monetary targeting was no longer a reliable guide for policy in an era of rapid financial innovation and unstable money demand.</w:t>
-      </w:r>
-      <w:r>
+          <w:color w:val="000000" w:themeColor="text1"/>
+          <w:lang w:val="en-US"/>
+        </w:rPr>
+      </w:pPr>
+      <w:r>
+        <w:rPr>
+          <w:b/>
+          <w:bCs/>
+          <w:color w:val="000000" w:themeColor="text1"/>
+          <w:lang w:val="en-US"/>
+        </w:rPr>
+        <w:t>a. Downward Nominal Wage Rigidity</w:t>
+      </w:r>
+    </w:p>
+    <w:p>
+      <w:pPr>
+        <w:jc w:val="both"/>
+        <w:rPr>
+          <w:color w:val="000000" w:themeColor="text1"/>
+          <w:lang w:val="en-US"/>
+        </w:rPr>
+      </w:pPr>
+      <w:r>
+        <w:rPr>
+          <w:color w:val="000000" w:themeColor="text1"/>
+          <w:lang w:val="en-US"/>
+        </w:rPr>
+        <w:t>Workers strongly resist nominal wage cuts, even when real wages must adjust.</w:t>
+      </w:r>
+      <w:r>
+        <w:rPr>
+          <w:color w:val="000000" w:themeColor="text1"/>
+          <w:lang w:val="en-US"/>
+        </w:rPr>
         <w:br/>
-        <w:t xml:space="preserve">Second, credibility — the ability to anchor inflation expectations through strong institutions — had become the most </w:t>
-      </w:r>
-      <w:proofErr w:type="gramStart"/>
-      <w:r>
-        <w:t>valuable asset</w:t>
-      </w:r>
-      <w:proofErr w:type="gramEnd"/>
-      <w:r>
-        <w:t xml:space="preserve"> in monetary policy.</w:t>
-      </w:r>
-    </w:p>
-    <w:p>
-      <w:pPr>
-        <w:jc w:val="both"/>
-      </w:pPr>
-      <w:r>
-        <w:t>Escaping high and volatile inflation required a new framework — one built on three pillars: a clear nominal anchor, operational independence, and transparent communication, so that the public could understand and evaluate policy trade-offs.</w:t>
-      </w:r>
-    </w:p>
-    <w:p>
-      <w:pPr>
-        <w:jc w:val="both"/>
-      </w:pPr>
-      <w:r>
-        <w:t>New Zealand led the way. Its 1989 Reserve Bank Act gave the central bank operational independence and a single objective: price stability. This objective was implemented through a Policy Targets Agreement, or PTA, which made the Governor directly accountable for achieving the target. This innovation marked the birth of modern inflation targeting — and a new mindset for making policy decisions under uncertainty.</w:t>
-      </w:r>
-    </w:p>
-    <w:p>
-      <w:pPr>
-        <w:jc w:val="both"/>
-      </w:pPr>
-      <w:r>
-        <w:t>While New Zealand was the first to adopt explicit inflation targeting, the Bank of Canada had already developed the analytical foundation that made such frameworks credible in practice. When the Reserve Bank of New Zealand sought to strengthen its process, it adopted model-based analysis and structured decision-making tools pioneered in Canada through the Quarterly Projection Model, or QPM.</w:t>
-      </w:r>
-      <w:r>
+        <w:t>With a small positive inflation rate, real wages can decline gradually without requiring explicit pay cuts. This improves labor-market flexibility and reduces the risk of persistent unemployment in downturns.</w:t>
+      </w:r>
+    </w:p>
+    <w:p>
+      <w:pPr>
+        <w:jc w:val="both"/>
+        <w:rPr>
+          <w:b/>
+          <w:bCs/>
+          <w:color w:val="000000" w:themeColor="text1"/>
+          <w:lang w:val="en-US"/>
+        </w:rPr>
+      </w:pPr>
+      <w:r>
+        <w:rPr>
+          <w:b/>
+          <w:bCs/>
+          <w:color w:val="000000" w:themeColor="text1"/>
+          <w:lang w:val="en-US"/>
+        </w:rPr>
+        <w:t>b. Measurement Biases in CPI</w:t>
+      </w:r>
+    </w:p>
+    <w:p>
+      <w:pPr>
+        <w:jc w:val="both"/>
+        <w:rPr>
+          <w:color w:val="000000" w:themeColor="text1"/>
+          <w:lang w:val="en-US"/>
+        </w:rPr>
+      </w:pPr>
+      <w:r>
+        <w:rPr>
+          <w:color w:val="000000" w:themeColor="text1"/>
+          <w:lang w:val="en-US"/>
+        </w:rPr>
+        <w:t>Price indices systematically overstate true inflation because they do not fully capture:</w:t>
+      </w:r>
+    </w:p>
+    <w:p>
+      <w:pPr>
+        <w:numPr>
+          <w:ilvl w:val="0"/>
+          <w:numId w:val="7"/>
+        </w:numPr>
+        <w:jc w:val="both"/>
+        <w:rPr>
+          <w:color w:val="000000" w:themeColor="text1"/>
+          <w:lang w:val="en-US"/>
+        </w:rPr>
+      </w:pPr>
+      <w:r>
+        <w:rPr>
+          <w:color w:val="000000" w:themeColor="text1"/>
+          <w:lang w:val="en-US"/>
+        </w:rPr>
+        <w:t>quality improvements,</w:t>
+      </w:r>
+    </w:p>
+    <w:p>
+      <w:pPr>
+        <w:numPr>
+          <w:ilvl w:val="0"/>
+          <w:numId w:val="7"/>
+        </w:numPr>
+        <w:jc w:val="both"/>
+        <w:rPr>
+          <w:color w:val="000000" w:themeColor="text1"/>
+          <w:lang w:val="en-US"/>
+        </w:rPr>
+      </w:pPr>
+      <w:r>
+        <w:rPr>
+          <w:color w:val="000000" w:themeColor="text1"/>
+          <w:lang w:val="en-US"/>
+        </w:rPr>
+        <w:t>substitution toward cheaper goods,</w:t>
+      </w:r>
+    </w:p>
+    <w:p>
+      <w:pPr>
+        <w:numPr>
+          <w:ilvl w:val="0"/>
+          <w:numId w:val="7"/>
+        </w:numPr>
+        <w:jc w:val="both"/>
+        <w:rPr>
+          <w:color w:val="000000" w:themeColor="text1"/>
+          <w:lang w:val="en-US"/>
+        </w:rPr>
+      </w:pPr>
+      <w:r>
+        <w:rPr>
+          <w:color w:val="000000" w:themeColor="text1"/>
+          <w:lang w:val="en-US"/>
+        </w:rPr>
+        <w:t>the introduction of new products.</w:t>
+      </w:r>
+    </w:p>
+    <w:p>
+      <w:pPr>
+        <w:jc w:val="both"/>
+        <w:rPr>
+          <w:color w:val="000000" w:themeColor="text1"/>
+          <w:lang w:val="en-US"/>
+        </w:rPr>
+      </w:pPr>
+      <w:r>
+        <w:rPr>
+          <w:color w:val="000000" w:themeColor="text1"/>
+          <w:lang w:val="en-US"/>
+        </w:rPr>
+        <w:t>A measured 2% inflation rate may correspond to 1% or less in true inflation.</w:t>
+      </w:r>
+      <w:r>
+        <w:rPr>
+          <w:color w:val="000000" w:themeColor="text1"/>
+          <w:lang w:val="en-US"/>
+        </w:rPr>
         <w:br/>
-        <w:t>In essence, New Zealand created the first legal and institutional inflation-targeting regime, while Canada built the analytical process that became the global standard.</w:t>
-      </w:r>
-    </w:p>
-    <w:p>
-      <w:pPr>
-        <w:jc w:val="both"/>
-      </w:pPr>
-      <w:r>
+        <w:t>Targeting 0% inflation would risk actual deflation.</w:t>
+      </w:r>
+    </w:p>
+    <w:p>
+      <w:pPr>
+        <w:jc w:val="both"/>
+        <w:rPr>
+          <w:b/>
+          <w:bCs/>
+          <w:color w:val="000000" w:themeColor="text1"/>
+          <w:lang w:val="en-US"/>
+        </w:rPr>
+      </w:pPr>
+      <w:r>
+        <w:rPr>
+          <w:b/>
+          <w:bCs/>
+          <w:color w:val="000000" w:themeColor="text1"/>
+          <w:lang w:val="en-US"/>
+        </w:rPr>
+        <w:t>c. Reducing the Risk of Deflation</w:t>
+      </w:r>
+    </w:p>
+    <w:p>
+      <w:pPr>
+        <w:jc w:val="both"/>
+        <w:rPr>
+          <w:color w:val="000000" w:themeColor="text1"/>
+          <w:lang w:val="en-US"/>
+        </w:rPr>
+      </w:pPr>
+      <w:r>
+        <w:rPr>
+          <w:color w:val="000000" w:themeColor="text1"/>
+          <w:lang w:val="en-US"/>
+        </w:rPr>
+        <w:t>Deflation is destabilizing because it:</w:t>
+      </w:r>
+    </w:p>
+    <w:p>
+      <w:pPr>
+        <w:numPr>
+          <w:ilvl w:val="0"/>
+          <w:numId w:val="8"/>
+        </w:numPr>
+        <w:jc w:val="both"/>
+        <w:rPr>
+          <w:color w:val="000000" w:themeColor="text1"/>
+          <w:lang w:val="en-US"/>
+        </w:rPr>
+      </w:pPr>
+      <w:r>
+        <w:rPr>
+          <w:color w:val="000000" w:themeColor="text1"/>
+          <w:lang w:val="en-US"/>
+        </w:rPr>
+        <w:t>raises real interest rates,</w:t>
+      </w:r>
+    </w:p>
+    <w:p>
+      <w:pPr>
+        <w:numPr>
+          <w:ilvl w:val="0"/>
+          <w:numId w:val="8"/>
+        </w:numPr>
+        <w:jc w:val="both"/>
+        <w:rPr>
+          <w:color w:val="000000" w:themeColor="text1"/>
+          <w:lang w:val="en-US"/>
+        </w:rPr>
+      </w:pPr>
+      <w:r>
+        <w:rPr>
+          <w:color w:val="000000" w:themeColor="text1"/>
+          <w:lang w:val="en-US"/>
+        </w:rPr>
+        <w:t>increases real debt burdens,</w:t>
+      </w:r>
+    </w:p>
+    <w:p>
+      <w:pPr>
+        <w:numPr>
+          <w:ilvl w:val="0"/>
+          <w:numId w:val="8"/>
+        </w:numPr>
+        <w:jc w:val="both"/>
+        <w:rPr>
+          <w:color w:val="000000" w:themeColor="text1"/>
+          <w:lang w:val="en-US"/>
+        </w:rPr>
+      </w:pPr>
+      <w:r>
+        <w:rPr>
+          <w:color w:val="000000" w:themeColor="text1"/>
+          <w:lang w:val="en-US"/>
+        </w:rPr>
+        <w:t>depresses demand,</w:t>
+      </w:r>
+    </w:p>
+    <w:p>
+      <w:pPr>
+        <w:numPr>
+          <w:ilvl w:val="0"/>
+          <w:numId w:val="8"/>
+        </w:numPr>
+        <w:jc w:val="both"/>
+        <w:rPr>
+          <w:color w:val="000000" w:themeColor="text1"/>
+          <w:lang w:val="en-US"/>
+        </w:rPr>
+      </w:pPr>
+      <w:r>
+        <w:rPr>
+          <w:color w:val="000000" w:themeColor="text1"/>
+          <w:lang w:val="en-US"/>
+        </w:rPr>
+        <w:t>tightens financial conditions.</w:t>
+      </w:r>
+    </w:p>
+    <w:p>
+      <w:pPr>
+        <w:jc w:val="both"/>
+        <w:rPr>
+          <w:color w:val="000000" w:themeColor="text1"/>
+          <w:lang w:val="en-US"/>
+        </w:rPr>
+      </w:pPr>
+      <w:r>
+        <w:rPr>
+          <w:color w:val="000000" w:themeColor="text1"/>
+          <w:lang w:val="en-US"/>
+        </w:rPr>
+        <w:t>This was the vicious cycle that perpetuated the Great Depression. A small positive target acts as a buffer, ensuring that temporary shocks do not push the economy into a deflationary spiral.</w:t>
+      </w:r>
+    </w:p>
+    <w:p>
+      <w:pPr>
+        <w:jc w:val="both"/>
+        <w:rPr>
+          <w:b/>
+          <w:bCs/>
+          <w:color w:val="000000" w:themeColor="text1"/>
+        </w:rPr>
+      </w:pPr>
+      <w:r>
+        <w:rPr>
+          <w:b/>
+          <w:bCs/>
+          <w:color w:val="000000" w:themeColor="text1"/>
+        </w:rPr>
+        <w:t>3. Canada: The First Modern Analytical Framework</w:t>
+      </w:r>
+    </w:p>
+    <w:p>
+      <w:pPr>
+        <w:jc w:val="both"/>
+        <w:rPr>
+          <w:color w:val="000000" w:themeColor="text1"/>
+        </w:rPr>
+      </w:pPr>
+      <w:r>
+        <w:rPr>
+          <w:color w:val="000000" w:themeColor="text1"/>
+        </w:rPr>
         <w:lastRenderedPageBreak/>
-        <w:t>New Zealand’s experience can be seen as a journey — what we call the New Zealand Arc.</w:t>
+        <w:t>However, New Zealand lacked an analytical system capable of managing the economy once inflation reached low levels. Without an FPAS, early policy decisions relied too heavily on the exchange rate and a narrow interpretation of CPI inflation and a strict period for when the inflation target should be achieved. Thus, early central bank behaviour under inflation targeting generated large and unnecessary volatility in output in order to meet its inflation objectives. Haworth, Kostanyan, and Laxton (2019) provide a detailed account of these shortcomings.</w:t>
+      </w:r>
+    </w:p>
+    <w:p>
+      <w:pPr>
+        <w:jc w:val="both"/>
+        <w:rPr>
+          <w:color w:val="000000" w:themeColor="text1"/>
+          <w:lang w:val="en-US"/>
+        </w:rPr>
+      </w:pPr>
+      <w:r>
+        <w:rPr>
+          <w:color w:val="000000" w:themeColor="text1"/>
+          <w:lang w:val="en-US"/>
+        </w:rPr>
+        <w:t>While New Zealand developed institutional credibility, the Bank of Canada developed analytical credibility. The key breakthrough was the creation of the Quarterly Projection Model (QPM) by Douglas Laxton, David Rose, and Bob Tetlow—the first forward-looking structural model used operationally for monetary policy. QPM incorporated rational expectations, a coherent transmission mechanism, and internally consistent medium-term projections, marking a decisive shift away from backward-looking econometric frameworks.</w:t>
+      </w:r>
+    </w:p>
+    <w:p>
+      <w:pPr>
+        <w:jc w:val="both"/>
+        <w:rPr>
+          <w:color w:val="000000" w:themeColor="text1"/>
+          <w:lang w:val="en-US"/>
+        </w:rPr>
+      </w:pPr>
+      <w:r>
+        <w:rPr>
+          <w:color w:val="000000" w:themeColor="text1"/>
+          <w:lang w:val="en-US"/>
+        </w:rPr>
+        <w:t>This evolution can be understood through the analogy we often use to highlight the pitfalls of relying on backward-looking and linear econometric analysis in monetary policy. The economy resembles the winding mountain road to Dilijan, not a straight U.S. interstate highway. Driving with an econometric mindset is like driving that mountain road while looking only in the rearview mirror, and assuming the road stays perfectly straight. The outcome is inevitable: you crash.</w:t>
+      </w:r>
+    </w:p>
+    <w:p>
+      <w:pPr>
+        <w:jc w:val="both"/>
+        <w:rPr>
+          <w:color w:val="000000" w:themeColor="text1"/>
+          <w:lang w:val="en-US"/>
+        </w:rPr>
+      </w:pPr>
+      <w:r>
+        <w:rPr>
+          <w:color w:val="000000" w:themeColor="text1"/>
+          <w:lang w:val="en-US"/>
+        </w:rPr>
+        <w:t>QPM, while still linear, at least allowed policymakers to keep their eyes on the road ahead. Its forward-looking structure provided a coherent way to incorporate anticipated shocks, expectations, and policy actions, laying the foundation for modern forecasting and policy analysis systems used in inflation-targeting regimes today.</w:t>
+      </w:r>
+    </w:p>
+    <w:p>
+      <w:pPr>
+        <w:jc w:val="both"/>
+        <w:rPr>
+          <w:color w:val="000000" w:themeColor="text1"/>
+        </w:rPr>
+      </w:pPr>
+      <w:r>
+        <w:rPr>
+          <w:color w:val="000000" w:themeColor="text1"/>
+        </w:rPr>
+        <w:t>QPM did not incorporate policy credibility or a loss function directly. These concepts were developed in parallel research, most importantly Laxton, Ricketts, and Rose (1993), which emphasized the importance of uncertainty, learning, and reputation. This separation ensured QPM remained tractable while credibility research informed policy decisions.</w:t>
+      </w:r>
+    </w:p>
+    <w:p>
+      <w:pPr>
+        <w:jc w:val="both"/>
+        <w:rPr>
+          <w:color w:val="000000" w:themeColor="text1"/>
+        </w:rPr>
+      </w:pPr>
+      <w:r>
+        <w:rPr>
+          <w:color w:val="000000" w:themeColor="text1"/>
+        </w:rPr>
+        <w:t>By the early 1990s, the Bank of Canada had built the world’s first functioning Forecasting and Policy Analysis System. Decades later, Bernanke (2025) would highlight that advanced-economy central banks like the Bank of England and the Federal Reserve lacked precisely this type of structured FPAS framework.</w:t>
+      </w:r>
+    </w:p>
+    <w:p>
+      <w:pPr>
+        <w:jc w:val="both"/>
+        <w:rPr>
+          <w:b/>
+          <w:bCs/>
+          <w:color w:val="000000" w:themeColor="text1"/>
+        </w:rPr>
+      </w:pPr>
+      <w:r>
+        <w:rPr>
+          <w:b/>
+          <w:bCs/>
+          <w:color w:val="000000" w:themeColor="text1"/>
+        </w:rPr>
+        <w:t>4. The New Zealand Arc: From Reform to Full FPAS</w:t>
       </w:r>
     </w:p>
     <w:p>
@@ -238,19 +687,19 @@
         <w:pStyle w:val="ListParagraph"/>
         <w:numPr>
           <w:ilvl w:val="0"/>
-          <w:numId w:val="3"/>
+          <w:numId w:val="5"/>
         </w:numPr>
         <w:jc w:val="both"/>
-      </w:pPr>
-      <w:r>
-        <w:rPr>
-          <w:b/>
-          <w:bCs/>
-        </w:rPr>
-        <w:t>In Stage One,</w:t>
-      </w:r>
-      <w:r>
-        <w:t xml:space="preserve"> from 1989 to 1992, the focus was credible disinflation: the PTA anchored expectations and quickly brought inflation down.</w:t>
+        <w:rPr>
+          <w:color w:val="000000" w:themeColor="text1"/>
+        </w:rPr>
+      </w:pPr>
+      <w:r>
+        <w:rPr>
+          <w:color w:val="000000" w:themeColor="text1"/>
+        </w:rPr>
+        <w:lastRenderedPageBreak/>
+        <w:t>New Zealand’s evolution unfolded in four stages:</w:t>
       </w:r>
     </w:p>
     <w:p>
@@ -258,19 +707,18 @@
         <w:pStyle w:val="ListParagraph"/>
         <w:numPr>
           <w:ilvl w:val="0"/>
-          <w:numId w:val="3"/>
+          <w:numId w:val="5"/>
         </w:numPr>
         <w:jc w:val="both"/>
-      </w:pPr>
-      <w:r>
-        <w:rPr>
-          <w:b/>
-          <w:bCs/>
-        </w:rPr>
-        <w:t>In Stage Two,</w:t>
-      </w:r>
-      <w:r>
-        <w:t xml:space="preserve"> beginning in the mid-1990s, the framework evolved into flexible inflation targeting, recognizing short-run trade-offs between inflation and output.</w:t>
+        <w:rPr>
+          <w:color w:val="000000" w:themeColor="text1"/>
+        </w:rPr>
+      </w:pPr>
+      <w:r>
+        <w:rPr>
+          <w:color w:val="000000" w:themeColor="text1"/>
+        </w:rPr>
+        <w:t>Credible disinflation (1989–1992)</w:t>
       </w:r>
     </w:p>
     <w:p>
@@ -278,19 +726,18 @@
         <w:pStyle w:val="ListParagraph"/>
         <w:numPr>
           <w:ilvl w:val="0"/>
-          <w:numId w:val="3"/>
+          <w:numId w:val="5"/>
         </w:numPr>
         <w:jc w:val="both"/>
-      </w:pPr>
-      <w:r>
-        <w:rPr>
-          <w:b/>
-          <w:bCs/>
-        </w:rPr>
-        <w:t>In Stage Three,</w:t>
-      </w:r>
-      <w:r>
-        <w:t xml:space="preserve"> during the late 1990s, the RBNZ refined its tools and communication — publishing the forward policy-rate path and replacing the Monetary Conditions Index with the Official Cash Rate. </w:t>
+        <w:rPr>
+          <w:color w:val="000000" w:themeColor="text1"/>
+        </w:rPr>
+      </w:pPr>
+      <w:r>
+        <w:rPr>
+          <w:color w:val="000000" w:themeColor="text1"/>
+        </w:rPr>
+        <w:t>Flexibility and trade-offs (mid-1990s)</w:t>
       </w:r>
     </w:p>
     <w:p>
@@ -298,191 +745,156 @@
         <w:pStyle w:val="ListParagraph"/>
         <w:numPr>
           <w:ilvl w:val="0"/>
-          <w:numId w:val="3"/>
+          <w:numId w:val="5"/>
         </w:numPr>
         <w:jc w:val="both"/>
-      </w:pPr>
-      <w:r>
+        <w:rPr>
+          <w:color w:val="000000" w:themeColor="text1"/>
+        </w:rPr>
+      </w:pPr>
+      <w:r>
+        <w:rPr>
+          <w:color w:val="000000" w:themeColor="text1"/>
+        </w:rPr>
+        <w:t>Adoption of FPS (1997–1999)</w:t>
+      </w:r>
+    </w:p>
+    <w:p>
+      <w:pPr>
+        <w:pStyle w:val="ListParagraph"/>
+        <w:numPr>
+          <w:ilvl w:val="0"/>
+          <w:numId w:val="5"/>
+        </w:numPr>
+        <w:jc w:val="both"/>
+        <w:rPr>
+          <w:color w:val="000000" w:themeColor="text1"/>
+        </w:rPr>
+      </w:pPr>
+      <w:r>
+        <w:rPr>
+          <w:color w:val="000000" w:themeColor="text1"/>
+        </w:rPr>
+        <w:t>Modernization and macroprudential integration (2000s onward)</w:t>
+      </w:r>
+    </w:p>
+    <w:p>
+      <w:pPr>
+        <w:jc w:val="both"/>
+        <w:rPr>
+          <w:color w:val="000000" w:themeColor="text1"/>
+        </w:rPr>
+      </w:pPr>
+      <w:r>
+        <w:rPr>
+          <w:color w:val="000000" w:themeColor="text1"/>
+        </w:rPr>
+        <w:t>The RBNZ became the first central bank in the world to publish the expected path of the policy rate—an exceptional level of transparency still unmatched by many advanced economies.</w:t>
+      </w:r>
+    </w:p>
+    <w:p>
+      <w:pPr>
+        <w:jc w:val="both"/>
+        <w:rPr>
+          <w:color w:val="000000" w:themeColor="text1"/>
+        </w:rPr>
+      </w:pPr>
+      <w:r>
+        <w:rPr>
+          <w:color w:val="000000" w:themeColor="text1"/>
+        </w:rPr>
+        <w:t>The working-paper version of Hunt, Rose, and Scott (2000), presented in 1998, was the first document to use the term “Forecasting and Policy Analysis System,” marking the beginning of FPAS globally.</w:t>
+      </w:r>
+    </w:p>
+    <w:p>
+      <w:pPr>
+        <w:jc w:val="both"/>
+        <w:rPr>
+          <w:color w:val="000000" w:themeColor="text1"/>
+        </w:rPr>
+      </w:pPr>
+      <w:r>
+        <w:rPr>
+          <w:color w:val="000000" w:themeColor="text1"/>
+        </w:rPr>
+        <w:t>It is no coincidence that the RBNZ’s strong analytical and institutional tradition positioned it well for managing the unprecedented challenges of the COVID-19 pandemic. Building on decades of disciplined framework design and forward-looking analysis, the RBNZ was able to adopt a policy strategy that fully embraced the risk-management approach to monetary policy. During the crisis, this strategy became known as the “policy of least regrets.” The idea was simple: at the depths of the pandemic, the costs of doing too little risked an economic collapse, long-term unemployment and financial instability. The RBNZ therefore opted for a strategy they knew could result in overstimulating the economy, recognizing that the extreme uncertainty, it is better to err on the side of supporting demand too much rather at the expense of a possible high inflation scenario.</w:t>
+      </w:r>
+    </w:p>
+    <w:p>
+      <w:pPr>
+        <w:jc w:val="both"/>
         <w:rPr>
           <w:b/>
           <w:bCs/>
-        </w:rPr>
-        <w:t>And in Stage Four,</w:t>
-      </w:r>
-      <w:r>
-        <w:t xml:space="preserve"> from the 2000s onward, the RBNZ emphasized transparency and macroprudential integration, uniting price stability and financial stability within a coherent communication strategy.</w:t>
-      </w:r>
-    </w:p>
-    <w:p>
-      <w:pPr>
-        <w:jc w:val="both"/>
-      </w:pPr>
-      <w:r>
-        <w:t>Meanwhile, the Bank of Canada’s framework was quietly shaping how central banks thought about policy around the world. Its Quarterly Projection Model embedded rational expectations, loss functions, and endogenous credibility — linking economic projections directly to policy-rate decisions. This made policy responses to shocks both systematic and transparent.</w:t>
-      </w:r>
-    </w:p>
-    <w:p>
-      <w:pPr>
-        <w:jc w:val="both"/>
-      </w:pPr>
-      <w:r>
-        <w:t>Two features of the Canadian approach soon became global norms:</w:t>
-      </w:r>
-      <w:r>
-        <w:br/>
-        <w:t>first, publishing endogenous interest-rate paths, and second, using transparency as an active tool of policy transmission. The RBNZ and many others later adopted these practices, showing how institutional credibility and analytical credibility reinforce each other.</w:t>
-      </w:r>
-    </w:p>
-    <w:p>
-      <w:pPr>
-        <w:jc w:val="both"/>
-      </w:pPr>
-      <w:r>
-        <w:t>Inflation targeting also rests on two deep intellectual roots.</w:t>
-      </w:r>
-    </w:p>
-    <w:p>
-      <w:pPr>
-        <w:jc w:val="both"/>
-      </w:pPr>
-      <w:r>
-        <w:t>The first is the Long-Run Natural Rate Hypothesis.</w:t>
-      </w:r>
-      <w:r>
-        <w:t xml:space="preserve"> </w:t>
-      </w:r>
-      <w:r>
-        <w:t>Economists Milton</w:t>
-      </w:r>
-      <w:r>
-        <w:t xml:space="preserve"> </w:t>
-      </w:r>
-      <w:r>
-        <w:t>Friedman and Edmund Phelps showed that only policies anchored in expectations can</w:t>
-      </w:r>
-      <w:r>
-        <w:t xml:space="preserve"> </w:t>
-      </w:r>
-      <w:r>
-        <w:t>stabilize both inflation and output. When that principle was ignored, it led to the Great Inflation of the 1970s. Later, Freedman and Laxton (2009) explained how the Bank of Canada embedded this insight into its framework to ensure lasting credibility and macroeconomic stability.</w:t>
-      </w:r>
-    </w:p>
-    <w:p>
-      <w:pPr>
-        <w:jc w:val="both"/>
-      </w:pPr>
-      <w:r>
-        <w:t>The second root is the Time-Inconsistency Problem, identified by Kydland and Prescott (1977) and Barro and Gordon (1983). They showed that purely discretionary policy leads to an inflation bias — the temptation to boost output in the short run at the cost of higher inflation in the long run. New Zealand’s 1989 Act addressed this directly by holding the Governor accountable for inflation outcomes. Later, several Latin American economies adopted similar institutional reforms to rebuild credibility where years of instability had eroded public trust.</w:t>
-      </w:r>
-    </w:p>
-    <w:p>
-      <w:pPr>
-        <w:jc w:val="both"/>
-      </w:pPr>
-      <w:r>
-        <w:lastRenderedPageBreak/>
-        <w:t>Together, these two intellectual foundations demonstrate that inflation targeting must combine model-based discipline with institutional integrity.</w:t>
-      </w:r>
-      <w:r>
-        <w:t xml:space="preserve"> </w:t>
-      </w:r>
-      <w:r>
-        <w:t>New Zealand emphasized institutional credibility, while Canada developed analytical credibility.</w:t>
-      </w:r>
-    </w:p>
-    <w:p>
-      <w:pPr>
-        <w:jc w:val="both"/>
-      </w:pPr>
-      <w:r>
-        <w:t>Successful frameworks — including Armenia’s Prudent Risk Management</w:t>
-      </w:r>
-      <w:r>
-        <w:t xml:space="preserve"> </w:t>
-      </w:r>
-      <w:r>
-        <w:t>Approach — integrate both. That brings us to Armenia.</w:t>
-      </w:r>
-      <w:r>
-        <w:t xml:space="preserve"> </w:t>
-      </w:r>
-      <w:r>
-        <w:t>Our FPAS Mark II framework</w:t>
-      </w:r>
-      <w:r>
-        <w:t xml:space="preserve"> </w:t>
-      </w:r>
-      <w:r>
-        <w:t>builds directly on these two traditions.</w:t>
-      </w:r>
-      <w:r>
-        <w:t xml:space="preserve"> </w:t>
-      </w:r>
-      <w:r>
-        <w:t>Its least-regrets approach combines rules-</w:t>
-      </w:r>
-      <w:r>
-        <w:t xml:space="preserve"> b</w:t>
-      </w:r>
-      <w:r>
-        <w:t>ased discipline with model-based flexibility.</w:t>
-      </w:r>
-      <w:r>
-        <w:t xml:space="preserve"> </w:t>
-      </w:r>
-      <w:r>
-        <w:t>Anchored expectations, transparent communication, and continuous learning are central to sustaining credibility and managing uncertainty.</w:t>
-      </w:r>
-    </w:p>
-    <w:p>
-      <w:pPr>
-        <w:jc w:val="both"/>
-      </w:pPr>
-      <w:r>
-        <w:t>In many ways, FPAS Mark II reflects the lessons of this global journey — from the failures of monetary targeting to the creation of credible, forward-looking frameworks grounded in analysis and accountability.</w:t>
-      </w:r>
-    </w:p>
-    <w:p>
-      <w:pPr>
-        <w:jc w:val="both"/>
-      </w:pPr>
-      <w:r>
-        <w:t>The new era of monetary policy was not just about new tools; it was about a new mindset.</w:t>
-      </w:r>
-      <w:r>
-        <w:br/>
-        <w:t>Credibility, transparency, and analytical rigor became the foundation for modern central banking. And here in Armenia, those same principles continue to guide us as we strengthen our Prudent Risk Management Approach to meet the challenges of an ever-changing world.</w:t>
-      </w:r>
-    </w:p>
-    <w:p>
-      <w:pPr>
-        <w:jc w:val="both"/>
-      </w:pPr>
-      <w:r>
-        <w:t>Thank you for watching, and I look forward to seeing you in the next episode of the CBA Academy.</w:t>
-      </w:r>
-    </w:p>
-    <w:p/>
-    <w:p>
-      <w:pPr>
+          <w:color w:val="000000" w:themeColor="text1"/>
+        </w:rPr>
+      </w:pPr>
+      <w:r>
         <w:rPr>
           <w:b/>
           <w:bCs/>
-        </w:rPr>
-      </w:pPr>
-      <w:r>
+          <w:color w:val="000000" w:themeColor="text1"/>
+        </w:rPr>
+        <w:t>5. Complementary Strengths: Institutional vs. Analytical Credibility</w:t>
+      </w:r>
+    </w:p>
+    <w:p>
+      <w:pPr>
+        <w:jc w:val="both"/>
+        <w:rPr>
+          <w:color w:val="000000" w:themeColor="text1"/>
+        </w:rPr>
+      </w:pPr>
+      <w:r>
+        <w:rPr>
+          <w:color w:val="000000" w:themeColor="text1"/>
+        </w:rPr>
+        <w:t>New Zealand pioneered institutional credibility; Canada pioneered analytical credibility. Other small open economies soon followed, notably the Czech National Bank, which implemented a full FPAS by 2003 (Coats, Laxton, and Rose 2003).</w:t>
+      </w:r>
+    </w:p>
+    <w:p>
+      <w:pPr>
+        <w:jc w:val="both"/>
+        <w:rPr>
+          <w:color w:val="000000" w:themeColor="text1"/>
+        </w:rPr>
+      </w:pPr>
+      <w:r>
+        <w:rPr>
+          <w:color w:val="000000" w:themeColor="text1"/>
+        </w:rPr>
+        <w:t>Bernanke (2024, 2025) emphasizes that many advanced-economy central banks continue to lag behind smaller open economies in the structure and transparency of their frameworks.</w:t>
+      </w:r>
+    </w:p>
+    <w:p>
+      <w:pPr>
+        <w:jc w:val="both"/>
+        <w:rPr>
+          <w:color w:val="000000" w:themeColor="text1"/>
+        </w:rPr>
+      </w:pPr>
+      <w:r>
+        <w:rPr>
+          <w:color w:val="000000" w:themeColor="text1"/>
+        </w:rPr>
+        <w:t>Armenia’s FPAS Mark II integrates global best practices and builds upon them to address new challenges. It applies least-regrets analysis, forward-looking modelling, and strategic communication.</w:t>
+      </w:r>
+    </w:p>
+    <w:p>
+      <w:pPr>
         <w:rPr>
           <w:b/>
           <w:bCs/>
-        </w:rPr>
-        <w:t>See you there.</w:t>
-      </w:r>
+          <w:color w:val="000000" w:themeColor="text1"/>
+        </w:rPr>
+      </w:pPr>
     </w:p>
     <w:p>
       <w:pPr>
         <w:rPr>
           <w:b/>
           <w:bCs/>
+          <w:color w:val="000000" w:themeColor="text1"/>
         </w:rPr>
       </w:pPr>
     </w:p>
@@ -491,30 +903,283 @@
         <w:rPr>
           <w:b/>
           <w:bCs/>
+          <w:color w:val="000000" w:themeColor="text1"/>
         </w:rPr>
       </w:pPr>
       <w:r>
         <w:rPr>
           <w:b/>
           <w:bCs/>
-        </w:rPr>
+          <w:color w:val="000000" w:themeColor="text1"/>
+        </w:rPr>
+        <w:lastRenderedPageBreak/>
         <w:t>Literature &amp; Further Reading</w:t>
       </w:r>
     </w:p>
     <w:p>
       <w:pPr>
+        <w:pStyle w:val="ListBullet"/>
         <w:numPr>
           <w:ilvl w:val="0"/>
           <w:numId w:val="4"/>
         </w:numPr>
-      </w:pPr>
-      <w:r>
-        <w:t>Haworth, C., Kostanyan, A., &amp; Laxton, D. (2019). </w:t>
-      </w:r>
-      <w:hyperlink r:id="rId7" w:tgtFrame="_blank" w:history="1">
+        <w:jc w:val="both"/>
+        <w:rPr>
+          <w:color w:val="000000" w:themeColor="text1"/>
+          <w:kern w:val="2"/>
+          <w:sz w:val="24"/>
+          <w:szCs w:val="24"/>
+          <w:lang w:val="en-GB" w:eastAsia="ko-KR"/>
+          <w14:ligatures w14:val="standardContextual"/>
+        </w:rPr>
+      </w:pPr>
+      <w:bookmarkStart w:id="1" w:name="_Hlk214459568"/>
+      <w:r>
+        <w:rPr>
+          <w:color w:val="000000" w:themeColor="text1"/>
+          <w:kern w:val="2"/>
+          <w:sz w:val="24"/>
+          <w:szCs w:val="24"/>
+          <w:lang w:val="en-GB" w:eastAsia="ko-KR"/>
+          <w14:ligatures w14:val="standardContextual"/>
+        </w:rPr>
+        <w:t xml:space="preserve">Bernanke, B. S. 2025. </w:t>
+      </w:r>
+      <w:hyperlink r:id="rId7" w:history="1">
         <w:r>
           <w:rPr>
             <w:rStyle w:val="Hyperlink"/>
+            <w:color w:val="000000" w:themeColor="text1"/>
+            <w:kern w:val="2"/>
+            <w:sz w:val="24"/>
+            <w:szCs w:val="24"/>
+            <w:lang w:val="en-GB" w:eastAsia="ko-KR"/>
+            <w14:ligatures w14:val="standardContextual"/>
+          </w:rPr>
+          <w:t>Improving Fed Communications: A Proposal</w:t>
+        </w:r>
+      </w:hyperlink>
+      <w:r>
+        <w:rPr>
+          <w:color w:val="000000" w:themeColor="text1"/>
+          <w:kern w:val="2"/>
+          <w:sz w:val="24"/>
+          <w:szCs w:val="24"/>
+          <w:lang w:val="en-GB" w:eastAsia="ko-KR"/>
+          <w14:ligatures w14:val="standardContextual"/>
+        </w:rPr>
+        <w:t xml:space="preserve">. Hutchins </w:t>
+      </w:r>
+      <w:proofErr w:type="spellStart"/>
+      <w:r>
+        <w:rPr>
+          <w:color w:val="000000" w:themeColor="text1"/>
+          <w:kern w:val="2"/>
+          <w:sz w:val="24"/>
+          <w:szCs w:val="24"/>
+          <w:lang w:val="en-GB" w:eastAsia="ko-KR"/>
+          <w14:ligatures w14:val="standardContextual"/>
+        </w:rPr>
+        <w:t>Center</w:t>
+      </w:r>
+      <w:proofErr w:type="spellEnd"/>
+      <w:r>
+        <w:rPr>
+          <w:color w:val="000000" w:themeColor="text1"/>
+          <w:kern w:val="2"/>
+          <w:sz w:val="24"/>
+          <w:szCs w:val="24"/>
+          <w:lang w:val="en-GB" w:eastAsia="ko-KR"/>
+          <w14:ligatures w14:val="standardContextual"/>
+        </w:rPr>
+        <w:t xml:space="preserve"> on Fiscal &amp; Monetary Policy, The Brookings Institution.</w:t>
+      </w:r>
+    </w:p>
+    <w:p>
+      <w:pPr>
+        <w:pStyle w:val="ListBullet"/>
+        <w:numPr>
+          <w:ilvl w:val="0"/>
+          <w:numId w:val="4"/>
+        </w:numPr>
+        <w:jc w:val="both"/>
+        <w:rPr>
+          <w:color w:val="000000" w:themeColor="text1"/>
+          <w:kern w:val="2"/>
+          <w:sz w:val="24"/>
+          <w:szCs w:val="24"/>
+          <w:lang w:val="en-GB" w:eastAsia="ko-KR"/>
+          <w14:ligatures w14:val="standardContextual"/>
+        </w:rPr>
+      </w:pPr>
+      <w:r>
+        <w:rPr>
+          <w:color w:val="000000" w:themeColor="text1"/>
+          <w:kern w:val="2"/>
+          <w:sz w:val="24"/>
+          <w:szCs w:val="24"/>
+          <w:lang w:val="en-GB" w:eastAsia="ko-KR"/>
+          <w14:ligatures w14:val="standardContextual"/>
+        </w:rPr>
+        <w:t>Bernanke, B. 2024. “</w:t>
+      </w:r>
+      <w:hyperlink r:id="rId8" w:history="1">
+        <w:r>
+          <w:rPr>
+            <w:rStyle w:val="Hyperlink"/>
+            <w:color w:val="000000" w:themeColor="text1"/>
+            <w:kern w:val="2"/>
+            <w:sz w:val="24"/>
+            <w:szCs w:val="24"/>
+            <w:lang w:val="en-GB" w:eastAsia="ko-KR"/>
+            <w14:ligatures w14:val="standardContextual"/>
+          </w:rPr>
+          <w:t>Forecasting for Monetary Policy Making and Communication at the Bank of England: A Review</w:t>
+        </w:r>
+      </w:hyperlink>
+      <w:r>
+        <w:rPr>
+          <w:color w:val="000000" w:themeColor="text1"/>
+          <w:kern w:val="2"/>
+          <w:sz w:val="24"/>
+          <w:szCs w:val="24"/>
+          <w:lang w:val="en-GB" w:eastAsia="ko-KR"/>
+          <w14:ligatures w14:val="standardContextual"/>
+        </w:rPr>
+        <w:t>.” Bank of England.</w:t>
+      </w:r>
+    </w:p>
+    <w:p>
+      <w:pPr>
+        <w:pStyle w:val="ListBullet"/>
+        <w:numPr>
+          <w:ilvl w:val="0"/>
+          <w:numId w:val="4"/>
+        </w:numPr>
+        <w:jc w:val="both"/>
+        <w:rPr>
+          <w:color w:val="000000" w:themeColor="text1"/>
+          <w:kern w:val="2"/>
+          <w:sz w:val="24"/>
+          <w:szCs w:val="24"/>
+          <w:lang w:val="en-GB" w:eastAsia="ko-KR"/>
+          <w14:ligatures w14:val="standardContextual"/>
+        </w:rPr>
+      </w:pPr>
+      <w:r>
+        <w:rPr>
+          <w:color w:val="000000" w:themeColor="text1"/>
+          <w:kern w:val="2"/>
+          <w:sz w:val="24"/>
+          <w:szCs w:val="24"/>
+          <w:lang w:val="en-GB" w:eastAsia="ko-KR"/>
+          <w14:ligatures w14:val="standardContextual"/>
+        </w:rPr>
+        <w:t xml:space="preserve">Laxton, D., N. Ricketts, and D. Rose. 1993. </w:t>
+      </w:r>
+      <w:hyperlink r:id="rId9" w:history="1">
+        <w:r>
+          <w:rPr>
+            <w:rStyle w:val="Hyperlink"/>
+            <w:color w:val="000000" w:themeColor="text1"/>
+            <w:kern w:val="2"/>
+            <w:sz w:val="24"/>
+            <w:szCs w:val="24"/>
+            <w:lang w:val="en-GB" w:eastAsia="ko-KR"/>
+            <w14:ligatures w14:val="standardContextual"/>
+          </w:rPr>
+          <w:t>Uncertainty, Learning, and Policy Credibility</w:t>
+        </w:r>
+      </w:hyperlink>
+      <w:r>
+        <w:rPr>
+          <w:color w:val="000000" w:themeColor="text1"/>
+          <w:kern w:val="2"/>
+          <w:sz w:val="24"/>
+          <w:szCs w:val="24"/>
+          <w:lang w:val="en-GB" w:eastAsia="ko-KR"/>
+          <w14:ligatures w14:val="standardContextual"/>
+        </w:rPr>
+        <w:t>. Economic Behaviour and Policy Choice Under Price Stability.</w:t>
+      </w:r>
+    </w:p>
+    <w:p>
+      <w:pPr>
+        <w:pStyle w:val="ListBullet"/>
+        <w:numPr>
+          <w:ilvl w:val="0"/>
+          <w:numId w:val="4"/>
+        </w:numPr>
+        <w:jc w:val="both"/>
+        <w:rPr>
+          <w:color w:val="000000" w:themeColor="text1"/>
+          <w:kern w:val="2"/>
+          <w:sz w:val="24"/>
+          <w:szCs w:val="24"/>
+          <w:lang w:val="en-GB" w:eastAsia="ko-KR"/>
+          <w14:ligatures w14:val="standardContextual"/>
+        </w:rPr>
+      </w:pPr>
+      <w:r>
+        <w:rPr>
+          <w:color w:val="000000" w:themeColor="text1"/>
+          <w:sz w:val="24"/>
+          <w:szCs w:val="24"/>
+        </w:rPr>
+        <w:t xml:space="preserve">Coats, W., D. Laxton, and D. Rose. 2003. </w:t>
+      </w:r>
+      <w:hyperlink r:id="rId10" w:history="1">
+        <w:r>
+          <w:rPr>
+            <w:rStyle w:val="Hyperlink"/>
+            <w:color w:val="000000" w:themeColor="text1"/>
+            <w:sz w:val="24"/>
+            <w:szCs w:val="24"/>
+          </w:rPr>
+          <w:t>The Czech National Bank’s Forecasting and Policy Analysis System</w:t>
+        </w:r>
+      </w:hyperlink>
+      <w:r>
+        <w:rPr>
+          <w:color w:val="000000" w:themeColor="text1"/>
+          <w:sz w:val="24"/>
+          <w:szCs w:val="24"/>
+        </w:rPr>
+        <w:t>. Prague: Czech National Bank</w:t>
+      </w:r>
+    </w:p>
+    <w:p>
+      <w:pPr>
+        <w:pStyle w:val="ListBullet"/>
+        <w:numPr>
+          <w:ilvl w:val="0"/>
+          <w:numId w:val="4"/>
+        </w:numPr>
+        <w:jc w:val="both"/>
+        <w:rPr>
+          <w:color w:val="000000" w:themeColor="text1"/>
+          <w:kern w:val="2"/>
+          <w:sz w:val="24"/>
+          <w:szCs w:val="24"/>
+          <w:lang w:val="en-GB" w:eastAsia="ko-KR"/>
+          <w14:ligatures w14:val="standardContextual"/>
+        </w:rPr>
+      </w:pPr>
+      <w:r>
+        <w:rPr>
+          <w:color w:val="000000" w:themeColor="text1"/>
+          <w:sz w:val="24"/>
+          <w:szCs w:val="24"/>
+        </w:rPr>
+        <w:t>Haworth, C., Kostanyan, A., &amp; Laxton, D. (2019). </w:t>
+      </w:r>
+      <w:hyperlink r:id="rId11" w:tgtFrame="_blank" w:history="1">
+        <w:r>
+          <w:rPr>
+            <w:rStyle w:val="Hyperlink"/>
+            <w:color w:val="000000" w:themeColor="text1"/>
+            <w:sz w:val="24"/>
+            <w:szCs w:val="24"/>
           </w:rPr>
           <w:t>Transparent Monetary Policy: A History of Inflation Targeting in New Zealand.</w:t>
         </w:r>
@@ -522,18 +1187,75 @@
     </w:p>
     <w:p>
       <w:pPr>
+        <w:pStyle w:val="ListBullet"/>
         <w:numPr>
           <w:ilvl w:val="0"/>
           <w:numId w:val="4"/>
         </w:numPr>
-      </w:pPr>
-      <w:r>
-        <w:t>Barro, R., &amp; Gordon, D. (1983). </w:t>
-      </w:r>
-      <w:hyperlink r:id="rId8" w:tgtFrame="_blank" w:history="1">
+        <w:jc w:val="both"/>
+        <w:rPr>
+          <w:color w:val="000000" w:themeColor="text1"/>
+          <w:sz w:val="24"/>
+          <w:szCs w:val="24"/>
+        </w:rPr>
+      </w:pPr>
+      <w:r>
+        <w:rPr>
+          <w:color w:val="000000" w:themeColor="text1"/>
+          <w:sz w:val="24"/>
+          <w:szCs w:val="24"/>
+        </w:rPr>
+        <w:t xml:space="preserve">Hunt, B., D. Rose, and A. Scott. 2000. </w:t>
+      </w:r>
+      <w:hyperlink r:id="rId12" w:history="1">
         <w:r>
           <w:rPr>
             <w:rStyle w:val="Hyperlink"/>
+            <w:color w:val="000000" w:themeColor="text1"/>
+            <w:sz w:val="24"/>
+            <w:szCs w:val="24"/>
+          </w:rPr>
+          <w:t>The Core Model of the Reserve Bank of New Zealand’s Forecasting and Policy System</w:t>
+        </w:r>
+      </w:hyperlink>
+      <w:r>
+        <w:rPr>
+          <w:color w:val="000000" w:themeColor="text1"/>
+          <w:sz w:val="24"/>
+          <w:szCs w:val="24"/>
+        </w:rPr>
+        <w:t>. *Economic Modelling* 17: 247–274.</w:t>
+      </w:r>
+    </w:p>
+    <w:p>
+      <w:pPr>
+        <w:pStyle w:val="ListBullet"/>
+        <w:numPr>
+          <w:ilvl w:val="0"/>
+          <w:numId w:val="4"/>
+        </w:numPr>
+        <w:jc w:val="both"/>
+        <w:rPr>
+          <w:color w:val="000000" w:themeColor="text1"/>
+          <w:sz w:val="24"/>
+          <w:szCs w:val="24"/>
+        </w:rPr>
+      </w:pPr>
+      <w:r>
+        <w:rPr>
+          <w:color w:val="000000" w:themeColor="text1"/>
+          <w:sz w:val="24"/>
+          <w:szCs w:val="24"/>
+        </w:rPr>
+        <w:t>Barro, R., &amp; Gordon, D. (1983). </w:t>
+      </w:r>
+      <w:hyperlink r:id="rId13" w:tgtFrame="_blank" w:history="1">
+        <w:r>
+          <w:rPr>
+            <w:rStyle w:val="Hyperlink"/>
+            <w:color w:val="000000" w:themeColor="text1"/>
+            <w:sz w:val="24"/>
+            <w:szCs w:val="24"/>
           </w:rPr>
           <w:t>Rules, Discretion, and Reputation in a Model of Monetary Policy.</w:t>
         </w:r>
@@ -541,18 +1263,33 @@
     </w:p>
     <w:p>
       <w:pPr>
+        <w:pStyle w:val="ListBullet"/>
         <w:numPr>
           <w:ilvl w:val="0"/>
           <w:numId w:val="4"/>
         </w:numPr>
-      </w:pPr>
-      <w:r>
+        <w:jc w:val="both"/>
+        <w:rPr>
+          <w:color w:val="000000" w:themeColor="text1"/>
+          <w:sz w:val="24"/>
+          <w:szCs w:val="24"/>
+        </w:rPr>
+      </w:pPr>
+      <w:r>
+        <w:rPr>
+          <w:color w:val="000000" w:themeColor="text1"/>
+          <w:sz w:val="24"/>
+          <w:szCs w:val="24"/>
+        </w:rPr>
         <w:t>Friedman, M. (1968). </w:t>
       </w:r>
-      <w:hyperlink r:id="rId9" w:tgtFrame="_blank" w:history="1">
+      <w:hyperlink r:id="rId14" w:tgtFrame="_blank" w:history="1">
         <w:r>
           <w:rPr>
             <w:rStyle w:val="Hyperlink"/>
+            <w:color w:val="000000" w:themeColor="text1"/>
+            <w:sz w:val="24"/>
+            <w:szCs w:val="24"/>
           </w:rPr>
           <w:t>The Role of Monetary Policy.</w:t>
         </w:r>
@@ -560,18 +1297,33 @@
     </w:p>
     <w:p>
       <w:pPr>
+        <w:pStyle w:val="ListBullet"/>
         <w:numPr>
           <w:ilvl w:val="0"/>
           <w:numId w:val="4"/>
         </w:numPr>
-      </w:pPr>
-      <w:r>
+        <w:jc w:val="both"/>
+        <w:rPr>
+          <w:color w:val="000000" w:themeColor="text1"/>
+          <w:sz w:val="24"/>
+          <w:szCs w:val="24"/>
+        </w:rPr>
+      </w:pPr>
+      <w:r>
+        <w:rPr>
+          <w:color w:val="000000" w:themeColor="text1"/>
+          <w:sz w:val="24"/>
+          <w:szCs w:val="24"/>
+        </w:rPr>
         <w:t>Kydland, F., &amp; Prescott, E. (1977). </w:t>
       </w:r>
-      <w:hyperlink r:id="rId10" w:tgtFrame="_blank" w:history="1">
+      <w:hyperlink r:id="rId15" w:tgtFrame="_blank" w:history="1">
         <w:r>
           <w:rPr>
             <w:rStyle w:val="Hyperlink"/>
+            <w:color w:val="000000" w:themeColor="text1"/>
+            <w:sz w:val="24"/>
+            <w:szCs w:val="24"/>
           </w:rPr>
           <w:t>Rules Rather than Discretion: The Inconsistency of Optimal Plans.</w:t>
         </w:r>
@@ -579,18 +1331,33 @@
     </w:p>
     <w:p>
       <w:pPr>
+        <w:pStyle w:val="ListBullet"/>
         <w:numPr>
           <w:ilvl w:val="0"/>
           <w:numId w:val="4"/>
         </w:numPr>
-      </w:pPr>
-      <w:r>
+        <w:jc w:val="both"/>
+        <w:rPr>
+          <w:color w:val="000000" w:themeColor="text1"/>
+          <w:sz w:val="24"/>
+          <w:szCs w:val="24"/>
+        </w:rPr>
+      </w:pPr>
+      <w:r>
+        <w:rPr>
+          <w:color w:val="000000" w:themeColor="text1"/>
+          <w:sz w:val="24"/>
+          <w:szCs w:val="24"/>
+        </w:rPr>
         <w:t>Phelps, E. (1968). </w:t>
       </w:r>
-      <w:hyperlink r:id="rId11" w:tgtFrame="_blank" w:history="1">
+      <w:hyperlink r:id="rId16" w:tgtFrame="_blank" w:history="1">
         <w:r>
           <w:rPr>
             <w:rStyle w:val="Hyperlink"/>
+            <w:color w:val="000000" w:themeColor="text1"/>
+            <w:sz w:val="24"/>
+            <w:szCs w:val="24"/>
           </w:rPr>
           <w:t>Money-Wage Dynamics and Labor Market Equilibrium.</w:t>
         </w:r>
@@ -598,70 +1365,414 @@
     </w:p>
     <w:p>
       <w:pPr>
+        <w:pStyle w:val="ListBullet"/>
         <w:numPr>
           <w:ilvl w:val="0"/>
           <w:numId w:val="4"/>
         </w:numPr>
-      </w:pPr>
-      <w:r>
-        <w:t>Rogoff, K. (1985). </w:t>
-      </w:r>
-      <w:hyperlink r:id="rId12" w:tgtFrame="_blank" w:history="1">
+        <w:jc w:val="both"/>
+        <w:rPr>
+          <w:color w:val="000000" w:themeColor="text1"/>
+          <w:sz w:val="24"/>
+          <w:szCs w:val="24"/>
+        </w:rPr>
+      </w:pPr>
+      <w:r>
+        <w:rPr>
+          <w:color w:val="000000" w:themeColor="text1"/>
+          <w:sz w:val="24"/>
+          <w:szCs w:val="24"/>
+        </w:rPr>
+        <w:t>Freedman, C., &amp; Laxton, D. (2009). </w:t>
+      </w:r>
+      <w:hyperlink r:id="rId17" w:tgtFrame="_blank" w:history="1">
         <w:r>
           <w:rPr>
             <w:rStyle w:val="Hyperlink"/>
+            <w:color w:val="000000" w:themeColor="text1"/>
+            <w:sz w:val="24"/>
+            <w:szCs w:val="24"/>
           </w:rPr>
-          <w:t>The Optimal Degree of Commitment to an Intermediate Target.</w:t>
+          <w:t>Why Inflation Targeting? IMF Working Paper.</w:t>
         </w:r>
       </w:hyperlink>
-    </w:p>
-    <w:p>
-      <w:pPr>
+      <w:bookmarkEnd w:id="1"/>
+    </w:p>
+    <w:p>
+      <w:pPr>
+        <w:pStyle w:val="ListBullet"/>
         <w:numPr>
           <w:ilvl w:val="0"/>
           <w:numId w:val="4"/>
         </w:numPr>
-      </w:pPr>
-      <w:r>
-        <w:lastRenderedPageBreak/>
-        <w:t>Walsh, C. (1995). </w:t>
-      </w:r>
-      <w:hyperlink r:id="rId13" w:tgtFrame="_blank" w:history="1">
+        <w:jc w:val="both"/>
+        <w:rPr>
+          <w:color w:val="000000" w:themeColor="text1"/>
+          <w:sz w:val="24"/>
+          <w:szCs w:val="24"/>
+        </w:rPr>
+      </w:pPr>
+      <w:r>
+        <w:rPr>
+          <w:color w:val="000000" w:themeColor="text1"/>
+          <w:sz w:val="24"/>
+          <w:szCs w:val="24"/>
+        </w:rPr>
+        <w:t>Laxton, D., Galstyan, M., and Avagyan, V. January 2024.</w:t>
+      </w:r>
+      <w:r>
+        <w:rPr>
+          <w:color w:val="000000" w:themeColor="text1"/>
+          <w:spacing w:val="80"/>
+          <w:sz w:val="24"/>
+          <w:szCs w:val="24"/>
+        </w:rPr>
+        <w:t xml:space="preserve"> </w:t>
+      </w:r>
+      <w:hyperlink r:id="rId18" w:history="1">
         <w:r>
           <w:rPr>
             <w:rStyle w:val="Hyperlink"/>
+            <w:iCs/>
+            <w:color w:val="000000" w:themeColor="text1"/>
+            <w:sz w:val="24"/>
+            <w:szCs w:val="24"/>
           </w:rPr>
-          <w:t>Optimal Contracts for Central Bankers.</w:t>
+          <w:t>Prudent Risk Management Approach to Monetary Policy: Theory and Practice of FPAS Mark II at the Central Bank of Armenia</w:t>
         </w:r>
       </w:hyperlink>
-    </w:p>
-    <w:p>
-      <w:pPr>
+      <w:r>
+        <w:rPr>
+          <w:iCs/>
+          <w:color w:val="000000" w:themeColor="text1"/>
+          <w:sz w:val="24"/>
+          <w:szCs w:val="24"/>
+        </w:rPr>
+        <w:t>.</w:t>
+      </w:r>
+    </w:p>
+    <w:p>
+      <w:pPr>
+        <w:pStyle w:val="ListBullet"/>
         <w:numPr>
           <w:ilvl w:val="0"/>
           <w:numId w:val="4"/>
         </w:numPr>
-      </w:pPr>
-      <w:r>
-        <w:t>Freedman, C., &amp; Laxton, D. (2009). </w:t>
-      </w:r>
-      <w:hyperlink r:id="rId14" w:tgtFrame="_blank" w:history="1">
-        <w:r>
-          <w:rPr>
-            <w:rStyle w:val="Hyperlink"/>
-          </w:rPr>
-          <w:t>Why Inflation Targeting? IMF Working Paper.</w:t>
-        </w:r>
-      </w:hyperlink>
-    </w:p>
-    <w:p/>
+        <w:jc w:val="both"/>
+        <w:rPr>
+          <w:color w:val="000000" w:themeColor="text1"/>
+          <w:sz w:val="24"/>
+          <w:szCs w:val="24"/>
+        </w:rPr>
+      </w:pPr>
+      <w:r>
+        <w:rPr>
+          <w:color w:val="000000" w:themeColor="text1"/>
+          <w:sz w:val="24"/>
+          <w:szCs w:val="24"/>
+        </w:rPr>
+        <w:t>Laxton, D., Avetisyan, H. and Avagyan, V.. December 2025.</w:t>
+      </w:r>
+      <w:r>
+        <w:rPr>
+          <w:color w:val="000000" w:themeColor="text1"/>
+          <w:spacing w:val="80"/>
+          <w:sz w:val="24"/>
+          <w:szCs w:val="24"/>
+        </w:rPr>
+        <w:t xml:space="preserve"> </w:t>
+      </w:r>
+      <w:r>
+        <w:rPr>
+          <w:iCs/>
+          <w:color w:val="000000" w:themeColor="text1"/>
+          <w:sz w:val="24"/>
+          <w:szCs w:val="24"/>
+        </w:rPr>
+        <w:t>Prudent Risk Management Approach to Price Stability: Theory and Practice of FPAS Mark II at the Central Bank of Armenia. Unpublished Working Draft.</w:t>
+      </w:r>
+    </w:p>
+    <w:bookmarkEnd w:id="0"/>
+    <w:p>
+      <w:pPr>
+        <w:jc w:val="both"/>
+        <w:rPr>
+          <w:color w:val="000000" w:themeColor="text1"/>
+        </w:rPr>
+      </w:pPr>
+      <w:r>
+        <w:rPr>
+          <w:color w:val="000000" w:themeColor="text1"/>
+        </w:rPr>
+        <w:pict w14:anchorId="0837EA2A">
+          <v:rect id="_x0000_i1025" style="width:0;height:1.5pt" o:hralign="center" o:hrstd="t" o:hr="t" fillcolor="#a0a0a0" stroked="f"/>
+        </w:pict>
+      </w:r>
+    </w:p>
+    <w:p>
+      <w:pPr>
+        <w:jc w:val="both"/>
+        <w:rPr>
+          <w:color w:val="000000" w:themeColor="text1"/>
+        </w:rPr>
+      </w:pPr>
+      <w:r>
+        <w:rPr>
+          <w:b/>
+          <w:bCs/>
+          <w:color w:val="000000" w:themeColor="text1"/>
+        </w:rPr>
+        <w:t>Script</w:t>
+      </w:r>
+    </w:p>
+    <w:p>
+      <w:pPr>
+        <w:jc w:val="both"/>
+        <w:rPr>
+          <w:color w:val="000000" w:themeColor="text1"/>
+        </w:rPr>
+      </w:pPr>
+      <w:r>
+        <w:rPr>
+          <w:color w:val="000000" w:themeColor="text1"/>
+        </w:rPr>
+        <w:t>Hello everyone, I’m </w:t>
+      </w:r>
+      <w:r>
+        <w:rPr>
+          <w:b/>
+          <w:bCs/>
+          <w:color w:val="000000" w:themeColor="text1"/>
+        </w:rPr>
+        <w:t>Susanna Grigoryan</w:t>
+      </w:r>
+      <w:r>
+        <w:rPr>
+          <w:color w:val="000000" w:themeColor="text1"/>
+        </w:rPr>
+        <w:t>, an </w:t>
+      </w:r>
+      <w:r>
+        <w:rPr>
+          <w:b/>
+          <w:bCs/>
+          <w:color w:val="000000" w:themeColor="text1"/>
+        </w:rPr>
+        <w:t>Economist at the Central Bank of Armenia</w:t>
+      </w:r>
+      <w:r>
+        <w:rPr>
+          <w:color w:val="000000" w:themeColor="text1"/>
+        </w:rPr>
+        <w:t> and a </w:t>
+      </w:r>
+      <w:r>
+        <w:rPr>
+          <w:b/>
+          <w:bCs/>
+          <w:color w:val="000000" w:themeColor="text1"/>
+        </w:rPr>
+        <w:t>Level One student at the Global Forecasting School</w:t>
+      </w:r>
+      <w:r>
+        <w:rPr>
+          <w:color w:val="000000" w:themeColor="text1"/>
+        </w:rPr>
+        <w:t>.  In this video, we’ll explore how the modern era of monetary policy began — the birth of </w:t>
+      </w:r>
+      <w:r>
+        <w:rPr>
+          <w:b/>
+          <w:bCs/>
+          <w:color w:val="000000" w:themeColor="text1"/>
+        </w:rPr>
+        <w:t>inflation targeting</w:t>
+      </w:r>
+      <w:r>
+        <w:rPr>
+          <w:color w:val="000000" w:themeColor="text1"/>
+        </w:rPr>
+        <w:t>, a framework that transformed central banking worldwide and continues to shape our work today.</w:t>
+      </w:r>
+    </w:p>
+    <w:p>
+      <w:pPr>
+        <w:jc w:val="both"/>
+        <w:rPr>
+          <w:color w:val="000000" w:themeColor="text1"/>
+        </w:rPr>
+      </w:pPr>
+      <w:r>
+        <w:rPr>
+          <w:color w:val="000000" w:themeColor="text1"/>
+        </w:rPr>
+        <w:t xml:space="preserve">By the late 1970s and early 1980s, inflation was deeply embedded across much of the world. Monetary targeting was failing, financial innovation was breaking traditional </w:t>
+      </w:r>
+      <w:r>
+        <w:rPr>
+          <w:color w:val="000000" w:themeColor="text1"/>
+        </w:rPr>
+        <w:lastRenderedPageBreak/>
+        <w:t>relationships, and policymakers were struggling to anchor expectations. It became clear that credibility—not money growth—was the cornerstone of effective monetary policy.</w:t>
+      </w:r>
+    </w:p>
+    <w:p>
+      <w:pPr>
+        <w:jc w:val="both"/>
+        <w:rPr>
+          <w:color w:val="000000" w:themeColor="text1"/>
+        </w:rPr>
+      </w:pPr>
+      <w:r>
+        <w:rPr>
+          <w:color w:val="000000" w:themeColor="text1"/>
+        </w:rPr>
+        <w:t>New Zealand was the first country to tackle this challenge directly. The 1989 Reserve Bank Act introduced operational independence, a price stability mandate, and the Policy Targets Agreement, which held the Governor accountable for inflation outcomes. This was the first modern inflation-targeting regime.</w:t>
+      </w:r>
+    </w:p>
+    <w:p>
+      <w:pPr>
+        <w:jc w:val="both"/>
+        <w:rPr>
+          <w:color w:val="000000" w:themeColor="text1"/>
+        </w:rPr>
+      </w:pPr>
+      <w:r>
+        <w:rPr>
+          <w:color w:val="000000" w:themeColor="text1"/>
+        </w:rPr>
+        <w:t>At the same time, Canada was building the analytical foundations of modern monetary policy. The Quarterly Projection Model—QPM—developed by Douglas Laxton, David Rose, and Bob Tetlow, allowed policymakers to ask the right forward-looking questions: Where is the economy today? What forces are driving it? And what path for the policy rate is needed to achieve the inflation objective?</w:t>
+      </w:r>
+    </w:p>
+    <w:p>
+      <w:pPr>
+        <w:jc w:val="both"/>
+        <w:rPr>
+          <w:color w:val="000000" w:themeColor="text1"/>
+        </w:rPr>
+      </w:pPr>
+      <w:r>
+        <w:rPr>
+          <w:color w:val="000000" w:themeColor="text1"/>
+        </w:rPr>
+        <w:t>These two traditions—New Zealand’s institutional credibility and Canada’s analytical credibility—created the modern FPAS frameworks used around the world. New Zealand later adopted the Forecasting and Policy System, FPS, becoming the first central bank to publish the expected path of the policy rate. Even today, few advanced-economy central banks match that level of transparency.</w:t>
+      </w:r>
+    </w:p>
+    <w:p>
+      <w:pPr>
+        <w:jc w:val="both"/>
+        <w:rPr>
+          <w:color w:val="000000" w:themeColor="text1"/>
+        </w:rPr>
+      </w:pPr>
+      <w:r>
+        <w:rPr>
+          <w:color w:val="000000" w:themeColor="text1"/>
+        </w:rPr>
+        <w:t>More recently, Ben Bernanke’s review of the Bank of England emphasized the importance of a comprehensive FPAS framework, scenario-based analysis, and transparent communication. These ideas were pioneered decades earlier in Canada, New Zealand, and the Czech National Bank.</w:t>
+      </w:r>
+    </w:p>
+    <w:p>
+      <w:pPr>
+        <w:jc w:val="both"/>
+        <w:rPr>
+          <w:color w:val="000000" w:themeColor="text1"/>
+        </w:rPr>
+      </w:pPr>
+      <w:r>
+        <w:rPr>
+          <w:color w:val="000000" w:themeColor="text1"/>
+        </w:rPr>
+        <w:t>Finally, Armenia’s FPAS Mark II builds on all of these lessons. It is grounded in least-regrets analysis, forward-looking modelling, and transparent communication.</w:t>
+      </w:r>
+    </w:p>
+    <w:p>
+      <w:pPr>
+        <w:jc w:val="both"/>
+        <w:rPr>
+          <w:color w:val="000000" w:themeColor="text1"/>
+        </w:rPr>
+      </w:pPr>
+      <w:r>
+        <w:rPr>
+          <w:color w:val="000000" w:themeColor="text1"/>
+        </w:rPr>
+        <w:t xml:space="preserve">Thank you for watching. I would like to thank </w:t>
+      </w:r>
+      <w:r>
+        <w:rPr>
+          <w:b/>
+          <w:bCs/>
+          <w:color w:val="000000" w:themeColor="text1"/>
+        </w:rPr>
+        <w:t>Douglas Laxton</w:t>
+      </w:r>
+      <w:r>
+        <w:rPr>
+          <w:color w:val="000000" w:themeColor="text1"/>
+        </w:rPr>
+        <w:t xml:space="preserve">, </w:t>
+      </w:r>
+      <w:r>
+        <w:rPr>
+          <w:b/>
+          <w:bCs/>
+          <w:color w:val="000000" w:themeColor="text1"/>
+        </w:rPr>
+        <w:t>Jared Laxton</w:t>
+      </w:r>
+      <w:r>
+        <w:rPr>
+          <w:color w:val="000000" w:themeColor="text1"/>
+        </w:rPr>
+        <w:t xml:space="preserve">, </w:t>
+      </w:r>
+      <w:r>
+        <w:rPr>
+          <w:b/>
+          <w:bCs/>
+          <w:color w:val="000000" w:themeColor="text1"/>
+        </w:rPr>
+        <w:t>Asya Kostanyan</w:t>
+      </w:r>
+      <w:r>
+        <w:rPr>
+          <w:color w:val="000000" w:themeColor="text1"/>
+        </w:rPr>
+        <w:t xml:space="preserve"> and </w:t>
+      </w:r>
+      <w:r>
+        <w:rPr>
+          <w:b/>
+          <w:bCs/>
+          <w:color w:val="000000" w:themeColor="text1"/>
+        </w:rPr>
+        <w:t>Sopio Mkervalidze</w:t>
+      </w:r>
+      <w:r>
+        <w:rPr>
+          <w:color w:val="000000" w:themeColor="text1"/>
+        </w:rPr>
+        <w:t xml:space="preserve"> for their guidance in preparing this material. See you in the next episode of the CBA Academy.</w:t>
+      </w:r>
+    </w:p>
+    <w:p>
+      <w:r>
+        <w:rPr>
+          <w:b/>
+          <w:bCs/>
+          <w:color w:val="000000" w:themeColor="text1"/>
+        </w:rPr>
+        <w:t>See you there.</w:t>
+      </w:r>
+    </w:p>
     <w:sectPr>
-      <w:headerReference w:type="even" r:id="rId15"/>
-      <w:headerReference w:type="default" r:id="rId16"/>
-      <w:footerReference w:type="even" r:id="rId17"/>
-      <w:footerReference w:type="default" r:id="rId18"/>
-      <w:headerReference w:type="first" r:id="rId19"/>
-      <w:footerReference w:type="first" r:id="rId20"/>
+      <w:headerReference w:type="even" r:id="rId19"/>
+      <w:headerReference w:type="default" r:id="rId20"/>
+      <w:footerReference w:type="even" r:id="rId21"/>
+      <w:footerReference w:type="default" r:id="rId22"/>
+      <w:headerReference w:type="first" r:id="rId23"/>
+      <w:footerReference w:type="first" r:id="rId24"/>
       <w:pgSz w:w="11906" w:h="16838"/>
       <w:pgMar w:top="1440" w:right="1440" w:bottom="1440" w:left="1440" w:header="709" w:footer="708" w:gutter="0"/>
       <w:cols w:space="708"/>
@@ -1048,6 +2159,289 @@
 <file path=word/numbering.xml><?xml version="1.0" encoding="utf-8"?>
 <w:numbering xmlns:wpc="http://schemas.microsoft.com/office/word/2010/wordprocessingCanvas" xmlns:cx="http://schemas.microsoft.com/office/drawing/2014/chartex" xmlns:cx1="http://schemas.microsoft.com/office/drawing/2015/9/8/chartex" xmlns:cx2="http://schemas.microsoft.com/office/drawing/2015/10/21/chartex" xmlns:cx3="http://schemas.microsoft.com/office/drawing/2016/5/9/chartex" xmlns:cx4="http://schemas.microsoft.com/office/drawing/2016/5/10/chartex" xmlns:cx5="http://schemas.microsoft.com/office/drawing/2016/5/11/chartex" xmlns:cx6="http://schemas.microsoft.com/office/drawing/2016/5/12/chartex" xmlns:cx7="http://schemas.microsoft.com/office/drawing/2016/5/13/chartex" xmlns:cx8="http://schemas.microsoft.com/office/drawing/2016/5/14/chartex" xmlns:mc="http://schemas.openxmlformats.org/markup-compatibility/2006" xmlns:aink="http://schemas.microsoft.com/office/drawing/2016/ink" xmlns:am3d="http://schemas.microsoft.com/office/drawing/2017/model3d" xmlns:o="urn:schemas-microsoft-com:office:office" xmlns:oel="http://schemas.microsoft.com/office/2019/extlst" xmlns:r="http://schemas.openxmlformats.org/officeDocument/2006/relationships" xmlns:m="http://schemas.openxmlformats.org/officeDocument/2006/math" xmlns:v="urn:schemas-microsoft-com:vml" xmlns:wp14="http://schemas.microsoft.com/office/word/2010/wordprocessingDrawing" xmlns:wp="http://schemas.openxmlformats.org/drawingml/2006/wordprocessingDrawing" xmlns:w10="urn:schemas-microsoft-com:office:word" xmlns:w="http://schemas.openxmlformats.org/wordprocessingml/2006/main" xmlns:w14="http://schemas.microsoft.com/office/word/2010/wordml" xmlns:w15="http://schemas.microsoft.com/office/word/2012/wordml" xmlns:w16cex="http://schemas.microsoft.com/office/word/2018/wordml/cex" xmlns:w16cid="http://schemas.microsoft.com/office/word/2016/wordml/cid" xmlns:w16="http://schemas.microsoft.com/office/word/2018/wordml" xmlns:w16du="http://schemas.microsoft.com/office/word/2023/wordml/word16du" xmlns:w16sdtdh="http://schemas.microsoft.com/office/word/2020/wordml/sdtdatahash" xmlns:w16sdtfl="http://schemas.microsoft.com/office/word/2024/wordml/sdtformatlock" xmlns:w16se="http://schemas.microsoft.com/office/word/2015/wordml/symex" xmlns:wpg="http://schemas.microsoft.com/office/word/2010/wordprocessingGroup" xmlns:wpi="http://schemas.microsoft.com/office/word/2010/wordprocessingInk" xmlns:wne="http://schemas.microsoft.com/office/word/2006/wordml" xmlns:wps="http://schemas.microsoft.com/office/word/2010/wordprocessingShape" mc:Ignorable="w14 w15 w16se w16cid w16 w16cex w16sdtdh w16sdtfl w16du wp14">
   <w:abstractNum w:abstractNumId="0" w15:restartNumberingAfterBreak="0">
+    <w:nsid w:val="FFFFFF89"/>
+    <w:multiLevelType w:val="singleLevel"/>
+    <w:tmpl w:val="D96E129C"/>
+    <w:lvl w:ilvl="0">
+      <w:start w:val="1"/>
+      <w:numFmt w:val="bullet"/>
+      <w:pStyle w:val="ListBullet"/>
+      <w:lvlText w:val=""/>
+      <w:lvlJc w:val="left"/>
+      <w:pPr>
+        <w:tabs>
+          <w:tab w:val="num" w:pos="360"/>
+        </w:tabs>
+        <w:ind w:left="360" w:hanging="360"/>
+      </w:pPr>
+      <w:rPr>
+        <w:rFonts w:ascii="Symbol" w:hAnsi="Symbol" w:hint="default"/>
+      </w:rPr>
+    </w:lvl>
+  </w:abstractNum>
+  <w:abstractNum w:abstractNumId="1" w15:restartNumberingAfterBreak="0">
+    <w:nsid w:val="11FF05D6"/>
+    <w:multiLevelType w:val="multilevel"/>
+    <w:tmpl w:val="2976FE14"/>
+    <w:lvl w:ilvl="0">
+      <w:start w:val="1"/>
+      <w:numFmt w:val="bullet"/>
+      <w:lvlText w:val=""/>
+      <w:lvlJc w:val="left"/>
+      <w:pPr>
+        <w:tabs>
+          <w:tab w:val="num" w:pos="720"/>
+        </w:tabs>
+        <w:ind w:left="720" w:hanging="360"/>
+      </w:pPr>
+      <w:rPr>
+        <w:rFonts w:ascii="Symbol" w:hAnsi="Symbol" w:hint="default"/>
+        <w:sz w:val="20"/>
+      </w:rPr>
+    </w:lvl>
+    <w:lvl w:ilvl="1" w:tentative="1">
+      <w:start w:val="1"/>
+      <w:numFmt w:val="bullet"/>
+      <w:lvlText w:val="o"/>
+      <w:lvlJc w:val="left"/>
+      <w:pPr>
+        <w:tabs>
+          <w:tab w:val="num" w:pos="1440"/>
+        </w:tabs>
+        <w:ind w:left="1440" w:hanging="360"/>
+      </w:pPr>
+      <w:rPr>
+        <w:rFonts w:ascii="Courier New" w:hAnsi="Courier New" w:hint="default"/>
+        <w:sz w:val="20"/>
+      </w:rPr>
+    </w:lvl>
+    <w:lvl w:ilvl="2" w:tentative="1">
+      <w:start w:val="1"/>
+      <w:numFmt w:val="bullet"/>
+      <w:lvlText w:val=""/>
+      <w:lvlJc w:val="left"/>
+      <w:pPr>
+        <w:tabs>
+          <w:tab w:val="num" w:pos="2160"/>
+        </w:tabs>
+        <w:ind w:left="2160" w:hanging="360"/>
+      </w:pPr>
+      <w:rPr>
+        <w:rFonts w:ascii="Wingdings" w:hAnsi="Wingdings" w:hint="default"/>
+        <w:sz w:val="20"/>
+      </w:rPr>
+    </w:lvl>
+    <w:lvl w:ilvl="3" w:tentative="1">
+      <w:start w:val="1"/>
+      <w:numFmt w:val="bullet"/>
+      <w:lvlText w:val=""/>
+      <w:lvlJc w:val="left"/>
+      <w:pPr>
+        <w:tabs>
+          <w:tab w:val="num" w:pos="2880"/>
+        </w:tabs>
+        <w:ind w:left="2880" w:hanging="360"/>
+      </w:pPr>
+      <w:rPr>
+        <w:rFonts w:ascii="Wingdings" w:hAnsi="Wingdings" w:hint="default"/>
+        <w:sz w:val="20"/>
+      </w:rPr>
+    </w:lvl>
+    <w:lvl w:ilvl="4" w:tentative="1">
+      <w:start w:val="1"/>
+      <w:numFmt w:val="bullet"/>
+      <w:lvlText w:val=""/>
+      <w:lvlJc w:val="left"/>
+      <w:pPr>
+        <w:tabs>
+          <w:tab w:val="num" w:pos="3600"/>
+        </w:tabs>
+        <w:ind w:left="3600" w:hanging="360"/>
+      </w:pPr>
+      <w:rPr>
+        <w:rFonts w:ascii="Wingdings" w:hAnsi="Wingdings" w:hint="default"/>
+        <w:sz w:val="20"/>
+      </w:rPr>
+    </w:lvl>
+    <w:lvl w:ilvl="5" w:tentative="1">
+      <w:start w:val="1"/>
+      <w:numFmt w:val="bullet"/>
+      <w:lvlText w:val=""/>
+      <w:lvlJc w:val="left"/>
+      <w:pPr>
+        <w:tabs>
+          <w:tab w:val="num" w:pos="4320"/>
+        </w:tabs>
+        <w:ind w:left="4320" w:hanging="360"/>
+      </w:pPr>
+      <w:rPr>
+        <w:rFonts w:ascii="Wingdings" w:hAnsi="Wingdings" w:hint="default"/>
+        <w:sz w:val="20"/>
+      </w:rPr>
+    </w:lvl>
+    <w:lvl w:ilvl="6" w:tentative="1">
+      <w:start w:val="1"/>
+      <w:numFmt w:val="bullet"/>
+      <w:lvlText w:val=""/>
+      <w:lvlJc w:val="left"/>
+      <w:pPr>
+        <w:tabs>
+          <w:tab w:val="num" w:pos="5040"/>
+        </w:tabs>
+        <w:ind w:left="5040" w:hanging="360"/>
+      </w:pPr>
+      <w:rPr>
+        <w:rFonts w:ascii="Wingdings" w:hAnsi="Wingdings" w:hint="default"/>
+        <w:sz w:val="20"/>
+      </w:rPr>
+    </w:lvl>
+    <w:lvl w:ilvl="7" w:tentative="1">
+      <w:start w:val="1"/>
+      <w:numFmt w:val="bullet"/>
+      <w:lvlText w:val=""/>
+      <w:lvlJc w:val="left"/>
+      <w:pPr>
+        <w:tabs>
+          <w:tab w:val="num" w:pos="5760"/>
+        </w:tabs>
+        <w:ind w:left="5760" w:hanging="360"/>
+      </w:pPr>
+      <w:rPr>
+        <w:rFonts w:ascii="Wingdings" w:hAnsi="Wingdings" w:hint="default"/>
+        <w:sz w:val="20"/>
+      </w:rPr>
+    </w:lvl>
+    <w:lvl w:ilvl="8" w:tentative="1">
+      <w:start w:val="1"/>
+      <w:numFmt w:val="bullet"/>
+      <w:lvlText w:val=""/>
+      <w:lvlJc w:val="left"/>
+      <w:pPr>
+        <w:tabs>
+          <w:tab w:val="num" w:pos="6480"/>
+        </w:tabs>
+        <w:ind w:left="6480" w:hanging="360"/>
+      </w:pPr>
+      <w:rPr>
+        <w:rFonts w:ascii="Wingdings" w:hAnsi="Wingdings" w:hint="default"/>
+        <w:sz w:val="20"/>
+      </w:rPr>
+    </w:lvl>
+  </w:abstractNum>
+  <w:abstractNum w:abstractNumId="2" w15:restartNumberingAfterBreak="0">
+    <w:nsid w:val="26DE5779"/>
+    <w:multiLevelType w:val="hybridMultilevel"/>
+    <w:tmpl w:val="18446980"/>
+    <w:lvl w:ilvl="0" w:tplc="04090001">
+      <w:start w:val="1"/>
+      <w:numFmt w:val="bullet"/>
+      <w:lvlText w:val=""/>
+      <w:lvlJc w:val="left"/>
+      <w:pPr>
+        <w:ind w:left="720" w:hanging="360"/>
+      </w:pPr>
+      <w:rPr>
+        <w:rFonts w:ascii="Symbol" w:hAnsi="Symbol" w:hint="default"/>
+      </w:rPr>
+    </w:lvl>
+    <w:lvl w:ilvl="1" w:tplc="04090003" w:tentative="1">
+      <w:start w:val="1"/>
+      <w:numFmt w:val="bullet"/>
+      <w:lvlText w:val="o"/>
+      <w:lvlJc w:val="left"/>
+      <w:pPr>
+        <w:ind w:left="1440" w:hanging="360"/>
+      </w:pPr>
+      <w:rPr>
+        <w:rFonts w:ascii="Courier New" w:hAnsi="Courier New" w:cs="Courier New" w:hint="default"/>
+      </w:rPr>
+    </w:lvl>
+    <w:lvl w:ilvl="2" w:tplc="04090005" w:tentative="1">
+      <w:start w:val="1"/>
+      <w:numFmt w:val="bullet"/>
+      <w:lvlText w:val=""/>
+      <w:lvlJc w:val="left"/>
+      <w:pPr>
+        <w:ind w:left="2160" w:hanging="360"/>
+      </w:pPr>
+      <w:rPr>
+        <w:rFonts w:ascii="Wingdings" w:hAnsi="Wingdings" w:hint="default"/>
+      </w:rPr>
+    </w:lvl>
+    <w:lvl w:ilvl="3" w:tplc="04090001" w:tentative="1">
+      <w:start w:val="1"/>
+      <w:numFmt w:val="bullet"/>
+      <w:lvlText w:val=""/>
+      <w:lvlJc w:val="left"/>
+      <w:pPr>
+        <w:ind w:left="2880" w:hanging="360"/>
+      </w:pPr>
+      <w:rPr>
+        <w:rFonts w:ascii="Symbol" w:hAnsi="Symbol" w:hint="default"/>
+      </w:rPr>
+    </w:lvl>
+    <w:lvl w:ilvl="4" w:tplc="04090003" w:tentative="1">
+      <w:start w:val="1"/>
+      <w:numFmt w:val="bullet"/>
+      <w:lvlText w:val="o"/>
+      <w:lvlJc w:val="left"/>
+      <w:pPr>
+        <w:ind w:left="3600" w:hanging="360"/>
+      </w:pPr>
+      <w:rPr>
+        <w:rFonts w:ascii="Courier New" w:hAnsi="Courier New" w:cs="Courier New" w:hint="default"/>
+      </w:rPr>
+    </w:lvl>
+    <w:lvl w:ilvl="5" w:tplc="04090005" w:tentative="1">
+      <w:start w:val="1"/>
+      <w:numFmt w:val="bullet"/>
+      <w:lvlText w:val=""/>
+      <w:lvlJc w:val="left"/>
+      <w:pPr>
+        <w:ind w:left="4320" w:hanging="360"/>
+      </w:pPr>
+      <w:rPr>
+        <w:rFonts w:ascii="Wingdings" w:hAnsi="Wingdings" w:hint="default"/>
+      </w:rPr>
+    </w:lvl>
+    <w:lvl w:ilvl="6" w:tplc="04090001" w:tentative="1">
+      <w:start w:val="1"/>
+      <w:numFmt w:val="bullet"/>
+      <w:lvlText w:val=""/>
+      <w:lvlJc w:val="left"/>
+      <w:pPr>
+        <w:ind w:left="5040" w:hanging="360"/>
+      </w:pPr>
+      <w:rPr>
+        <w:rFonts w:ascii="Symbol" w:hAnsi="Symbol" w:hint="default"/>
+      </w:rPr>
+    </w:lvl>
+    <w:lvl w:ilvl="7" w:tplc="04090003" w:tentative="1">
+      <w:start w:val="1"/>
+      <w:numFmt w:val="bullet"/>
+      <w:lvlText w:val="o"/>
+      <w:lvlJc w:val="left"/>
+      <w:pPr>
+        <w:ind w:left="5760" w:hanging="360"/>
+      </w:pPr>
+      <w:rPr>
+        <w:rFonts w:ascii="Courier New" w:hAnsi="Courier New" w:cs="Courier New" w:hint="default"/>
+      </w:rPr>
+    </w:lvl>
+    <w:lvl w:ilvl="8" w:tplc="04090005" w:tentative="1">
+      <w:start w:val="1"/>
+      <w:numFmt w:val="bullet"/>
+      <w:lvlText w:val=""/>
+      <w:lvlJc w:val="left"/>
+      <w:pPr>
+        <w:ind w:left="6480" w:hanging="360"/>
+      </w:pPr>
+      <w:rPr>
+        <w:rFonts w:ascii="Wingdings" w:hAnsi="Wingdings" w:hint="default"/>
+      </w:rPr>
+    </w:lvl>
+  </w:abstractNum>
+  <w:abstractNum w:abstractNumId="3" w15:restartNumberingAfterBreak="0">
     <w:nsid w:val="29BE19FE"/>
     <w:multiLevelType w:val="multilevel"/>
     <w:tmpl w:val="9AC4FF30"/>
@@ -1196,7 +2590,7 @@
       </w:rPr>
     </w:lvl>
   </w:abstractNum>
-  <w:abstractNum w:abstractNumId="1" w15:restartNumberingAfterBreak="0">
+  <w:abstractNum w:abstractNumId="4" w15:restartNumberingAfterBreak="0">
     <w:nsid w:val="4004139A"/>
     <w:multiLevelType w:val="multilevel"/>
     <w:tmpl w:val="7CFEA9FA"/>
@@ -1345,7 +2739,7 @@
       </w:rPr>
     </w:lvl>
   </w:abstractNum>
-  <w:abstractNum w:abstractNumId="2" w15:restartNumberingAfterBreak="0">
+  <w:abstractNum w:abstractNumId="5" w15:restartNumberingAfterBreak="0">
     <w:nsid w:val="50FF0CB0"/>
     <w:multiLevelType w:val="multilevel"/>
     <w:tmpl w:val="D1FC7074"/>
@@ -1494,7 +2888,156 @@
       </w:rPr>
     </w:lvl>
   </w:abstractNum>
-  <w:abstractNum w:abstractNumId="3" w15:restartNumberingAfterBreak="0">
+  <w:abstractNum w:abstractNumId="6" w15:restartNumberingAfterBreak="0">
+    <w:nsid w:val="5B865AA6"/>
+    <w:multiLevelType w:val="multilevel"/>
+    <w:tmpl w:val="94B67956"/>
+    <w:lvl w:ilvl="0">
+      <w:start w:val="1"/>
+      <w:numFmt w:val="bullet"/>
+      <w:lvlText w:val=""/>
+      <w:lvlJc w:val="left"/>
+      <w:pPr>
+        <w:tabs>
+          <w:tab w:val="num" w:pos="720"/>
+        </w:tabs>
+        <w:ind w:left="720" w:hanging="360"/>
+      </w:pPr>
+      <w:rPr>
+        <w:rFonts w:ascii="Symbol" w:hAnsi="Symbol" w:hint="default"/>
+        <w:sz w:val="20"/>
+      </w:rPr>
+    </w:lvl>
+    <w:lvl w:ilvl="1" w:tentative="1">
+      <w:start w:val="1"/>
+      <w:numFmt w:val="bullet"/>
+      <w:lvlText w:val="o"/>
+      <w:lvlJc w:val="left"/>
+      <w:pPr>
+        <w:tabs>
+          <w:tab w:val="num" w:pos="1440"/>
+        </w:tabs>
+        <w:ind w:left="1440" w:hanging="360"/>
+      </w:pPr>
+      <w:rPr>
+        <w:rFonts w:ascii="Courier New" w:hAnsi="Courier New" w:hint="default"/>
+        <w:sz w:val="20"/>
+      </w:rPr>
+    </w:lvl>
+    <w:lvl w:ilvl="2" w:tentative="1">
+      <w:start w:val="1"/>
+      <w:numFmt w:val="bullet"/>
+      <w:lvlText w:val=""/>
+      <w:lvlJc w:val="left"/>
+      <w:pPr>
+        <w:tabs>
+          <w:tab w:val="num" w:pos="2160"/>
+        </w:tabs>
+        <w:ind w:left="2160" w:hanging="360"/>
+      </w:pPr>
+      <w:rPr>
+        <w:rFonts w:ascii="Wingdings" w:hAnsi="Wingdings" w:hint="default"/>
+        <w:sz w:val="20"/>
+      </w:rPr>
+    </w:lvl>
+    <w:lvl w:ilvl="3" w:tentative="1">
+      <w:start w:val="1"/>
+      <w:numFmt w:val="bullet"/>
+      <w:lvlText w:val=""/>
+      <w:lvlJc w:val="left"/>
+      <w:pPr>
+        <w:tabs>
+          <w:tab w:val="num" w:pos="2880"/>
+        </w:tabs>
+        <w:ind w:left="2880" w:hanging="360"/>
+      </w:pPr>
+      <w:rPr>
+        <w:rFonts w:ascii="Wingdings" w:hAnsi="Wingdings" w:hint="default"/>
+        <w:sz w:val="20"/>
+      </w:rPr>
+    </w:lvl>
+    <w:lvl w:ilvl="4" w:tentative="1">
+      <w:start w:val="1"/>
+      <w:numFmt w:val="bullet"/>
+      <w:lvlText w:val=""/>
+      <w:lvlJc w:val="left"/>
+      <w:pPr>
+        <w:tabs>
+          <w:tab w:val="num" w:pos="3600"/>
+        </w:tabs>
+        <w:ind w:left="3600" w:hanging="360"/>
+      </w:pPr>
+      <w:rPr>
+        <w:rFonts w:ascii="Wingdings" w:hAnsi="Wingdings" w:hint="default"/>
+        <w:sz w:val="20"/>
+      </w:rPr>
+    </w:lvl>
+    <w:lvl w:ilvl="5" w:tentative="1">
+      <w:start w:val="1"/>
+      <w:numFmt w:val="bullet"/>
+      <w:lvlText w:val=""/>
+      <w:lvlJc w:val="left"/>
+      <w:pPr>
+        <w:tabs>
+          <w:tab w:val="num" w:pos="4320"/>
+        </w:tabs>
+        <w:ind w:left="4320" w:hanging="360"/>
+      </w:pPr>
+      <w:rPr>
+        <w:rFonts w:ascii="Wingdings" w:hAnsi="Wingdings" w:hint="default"/>
+        <w:sz w:val="20"/>
+      </w:rPr>
+    </w:lvl>
+    <w:lvl w:ilvl="6" w:tentative="1">
+      <w:start w:val="1"/>
+      <w:numFmt w:val="bullet"/>
+      <w:lvlText w:val=""/>
+      <w:lvlJc w:val="left"/>
+      <w:pPr>
+        <w:tabs>
+          <w:tab w:val="num" w:pos="5040"/>
+        </w:tabs>
+        <w:ind w:left="5040" w:hanging="360"/>
+      </w:pPr>
+      <w:rPr>
+        <w:rFonts w:ascii="Wingdings" w:hAnsi="Wingdings" w:hint="default"/>
+        <w:sz w:val="20"/>
+      </w:rPr>
+    </w:lvl>
+    <w:lvl w:ilvl="7" w:tentative="1">
+      <w:start w:val="1"/>
+      <w:numFmt w:val="bullet"/>
+      <w:lvlText w:val=""/>
+      <w:lvlJc w:val="left"/>
+      <w:pPr>
+        <w:tabs>
+          <w:tab w:val="num" w:pos="5760"/>
+        </w:tabs>
+        <w:ind w:left="5760" w:hanging="360"/>
+      </w:pPr>
+      <w:rPr>
+        <w:rFonts w:ascii="Wingdings" w:hAnsi="Wingdings" w:hint="default"/>
+        <w:sz w:val="20"/>
+      </w:rPr>
+    </w:lvl>
+    <w:lvl w:ilvl="8" w:tentative="1">
+      <w:start w:val="1"/>
+      <w:numFmt w:val="bullet"/>
+      <w:lvlText w:val=""/>
+      <w:lvlJc w:val="left"/>
+      <w:pPr>
+        <w:tabs>
+          <w:tab w:val="num" w:pos="6480"/>
+        </w:tabs>
+        <w:ind w:left="6480" w:hanging="360"/>
+      </w:pPr>
+      <w:rPr>
+        <w:rFonts w:ascii="Wingdings" w:hAnsi="Wingdings" w:hint="default"/>
+        <w:sz w:val="20"/>
+      </w:rPr>
+    </w:lvl>
+  </w:abstractNum>
+  <w:abstractNum w:abstractNumId="7" w15:restartNumberingAfterBreak="0">
     <w:nsid w:val="642F2326"/>
     <w:multiLevelType w:val="hybridMultilevel"/>
     <w:tmpl w:val="6358BEC6"/>
@@ -1608,16 +3151,28 @@
     </w:lvl>
   </w:abstractNum>
   <w:num w:numId="1" w16cid:durableId="756826114">
+    <w:abstractNumId w:val="3"/>
+  </w:num>
+  <w:num w:numId="2" w16cid:durableId="1105033860">
+    <w:abstractNumId w:val="5"/>
+  </w:num>
+  <w:num w:numId="3" w16cid:durableId="814569369">
+    <w:abstractNumId w:val="7"/>
+  </w:num>
+  <w:num w:numId="4" w16cid:durableId="888955175">
+    <w:abstractNumId w:val="4"/>
+  </w:num>
+  <w:num w:numId="5" w16cid:durableId="1447196470">
+    <w:abstractNumId w:val="2"/>
+  </w:num>
+  <w:num w:numId="6" w16cid:durableId="1321036429">
     <w:abstractNumId w:val="0"/>
   </w:num>
-  <w:num w:numId="2" w16cid:durableId="1105033860">
-    <w:abstractNumId w:val="2"/>
+  <w:num w:numId="7" w16cid:durableId="1973512304">
+    <w:abstractNumId w:val="1"/>
   </w:num>
-  <w:num w:numId="3" w16cid:durableId="814569369">
-    <w:abstractNumId w:val="3"/>
-  </w:num>
-  <w:num w:numId="4" w16cid:durableId="888955175">
-    <w:abstractNumId w:val="1"/>
+  <w:num w:numId="8" w16cid:durableId="627929095">
+    <w:abstractNumId w:val="6"/>
   </w:num>
 </w:numbering>
 </file>
@@ -2641,6 +4196,31 @@
     <w:semiHidden/>
     <w:rsid w:val="009659F4"/>
   </w:style>
+  <w:style w:type="paragraph" w:styleId="ListBullet">
+    <w:name w:val="List Bullet"/>
+    <w:basedOn w:val="Normal"/>
+    <w:uiPriority w:val="99"/>
+    <w:unhideWhenUsed/>
+    <w:rsid w:val="00122EA9"/>
+    <w:pPr>
+      <w:numPr>
+        <w:numId w:val="6"/>
+      </w:numPr>
+      <w:tabs>
+        <w:tab w:val="clear" w:pos="360"/>
+      </w:tabs>
+      <w:spacing w:after="200" w:line="276" w:lineRule="auto"/>
+      <w:ind w:left="0" w:firstLine="0"/>
+      <w:contextualSpacing/>
+    </w:pPr>
+    <w:rPr>
+      <w:kern w:val="0"/>
+      <w:sz w:val="22"/>
+      <w:szCs w:val="22"/>
+      <w:lang w:val="en-US" w:eastAsia="en-US"/>
+      <w14:ligatures w14:val="none"/>
+    </w:rPr>
+  </w:style>
 </w:styles>
 </file>
 
